--- a/5.人员管理/1.流程制度规范类文件/JXTX-05-05-人员技能评定管理制度.docx
+++ b/5.人员管理/1.流程制度规范类文件/JXTX-05-05-人员技能评定管理制度.docx
@@ -21,7 +21,58 @@
         <w:spacing w:before="3120" w:beforeLines="1000"/>
         <w:textAlignment w:val="baseline"/>
       </w:pPr>
-      <w:bookmarkStart w:id="0" w:name="_Toc19084"/>
+      <w:bookmarkStart w:id="0" w:name="_Toc14206"/>
+      <w:r>
+        <w:drawing>
+          <wp:anchor distT="0" distB="0" distL="114300" distR="114300" simplePos="0" relativeHeight="251661312" behindDoc="1" locked="0" layoutInCell="1" allowOverlap="1">
+            <wp:simplePos x="0" y="0"/>
+            <wp:positionH relativeFrom="column">
+              <wp:posOffset>-19050</wp:posOffset>
+            </wp:positionH>
+            <wp:positionV relativeFrom="paragraph">
+              <wp:posOffset>-22225</wp:posOffset>
+            </wp:positionV>
+            <wp:extent cx="5304790" cy="8893810"/>
+            <wp:effectExtent l="0" t="0" r="13970" b="6350"/>
+            <wp:wrapNone/>
+            <wp:docPr id="1" name="图片 1"/>
+            <wp:cNvGraphicFramePr>
+              <a:graphicFrameLocks xmlns:a="http://schemas.openxmlformats.org/drawingml/2006/main" noChangeAspect="1"/>
+            </wp:cNvGraphicFramePr>
+            <a:graphic xmlns:a="http://schemas.openxmlformats.org/drawingml/2006/main">
+              <a:graphicData uri="http://schemas.openxmlformats.org/drawingml/2006/picture">
+                <pic:pic xmlns:pic="http://schemas.openxmlformats.org/drawingml/2006/picture">
+                  <pic:nvPicPr>
+                    <pic:cNvPr id="1" name="图片 1"/>
+                    <pic:cNvPicPr>
+                      <a:picLocks noChangeAspect="1"/>
+                    </pic:cNvPicPr>
+                  </pic:nvPicPr>
+                  <pic:blipFill>
+                    <a:blip r:embed="rId8"/>
+                    <a:stretch>
+                      <a:fillRect/>
+                    </a:stretch>
+                  </pic:blipFill>
+                  <pic:spPr>
+                    <a:xfrm>
+                      <a:off x="0" y="0"/>
+                      <a:ext cx="5304790" cy="8893810"/>
+                    </a:xfrm>
+                    <a:prstGeom prst="rect">
+                      <a:avLst/>
+                    </a:prstGeom>
+                    <a:noFill/>
+                    <a:ln>
+                      <a:noFill/>
+                    </a:ln>
+                  </pic:spPr>
+                </pic:pic>
+              </a:graphicData>
+            </a:graphic>
+          </wp:anchor>
+        </w:drawing>
+      </w:r>
       <w:r>
         <w:drawing>
           <wp:anchor distT="0" distB="0" distL="114300" distR="114300" simplePos="0" relativeHeight="251660288" behindDoc="1" locked="0" layoutInCell="1" allowOverlap="1">
@@ -49,7 +100,7 @@
                     </pic:cNvPicPr>
                   </pic:nvPicPr>
                   <pic:blipFill>
-                    <a:blip r:embed="rId8"/>
+                    <a:blip r:embed="rId9"/>
                     <a:stretch>
                       <a:fillRect/>
                     </a:stretch>
@@ -104,7 +155,7 @@
                     </pic:cNvPicPr>
                   </pic:nvPicPr>
                   <pic:blipFill>
-                    <a:blip r:embed="rId9">
+                    <a:blip r:embed="rId10">
                       <a:alphaModFix amt="58000"/>
                       <a:lum contrast="-52000"/>
                     </a:blip>
@@ -159,7 +210,7 @@
           <w:lang w:val="en-US" w:eastAsia="zh-CN"/>
         </w:rPr>
       </w:pPr>
-      <w:bookmarkStart w:id="1" w:name="_Toc31277"/>
+      <w:bookmarkStart w:id="1" w:name="_Toc24245"/>
       <w:r>
         <w:rPr>
           <w:rFonts w:hint="eastAsia"/>
@@ -1780,12 +1831,6 @@
             <w:insideH w:val="single" w:color="000000" w:sz="2" w:space="0"/>
             <w:insideV w:val="single" w:color="000000" w:sz="2" w:space="0"/>
           </w:tblBorders>
-          <w:tblCellMar>
-            <w:top w:w="0" w:type="dxa"/>
-            <w:left w:w="0" w:type="dxa"/>
-            <w:bottom w:w="0" w:type="dxa"/>
-            <w:right w:w="0" w:type="dxa"/>
-          </w:tblCellMar>
         </w:tblPrEx>
         <w:trPr>
           <w:trHeight w:val="557" w:hRule="atLeast"/>
@@ -1960,8 +2005,6 @@
         <w:snapToGrid w:val="0"/>
         <w:textAlignment w:val="baseline"/>
       </w:pPr>
-      <w:bookmarkStart w:id="20" w:name="_GoBack"/>
-      <w:bookmarkEnd w:id="20"/>
       <w:r>
         <w:br w:type="page"/>
       </w:r>
@@ -2072,7 +2115,7 @@
               <w:rFonts w:hint="eastAsia" w:ascii="宋体" w:hAnsi="宋体" w:eastAsia="宋体" w:cs="宋体"/>
               <w:szCs w:val="24"/>
             </w:rPr>
-            <w:instrText xml:space="preserve"> HYPERLINK \l _Toc19084 </w:instrText>
+            <w:instrText xml:space="preserve"> HYPERLINK \l _Toc14206 </w:instrText>
           </w:r>
           <w:r>
             <w:rPr>
@@ -2095,7 +2138,7 @@
             <w:fldChar w:fldCharType="begin"/>
           </w:r>
           <w:r>
-            <w:instrText xml:space="preserve"> PAGEREF _Toc19084 \h </w:instrText>
+            <w:instrText xml:space="preserve"> PAGEREF _Toc14206 \h </w:instrText>
           </w:r>
           <w:r>
             <w:fldChar w:fldCharType="separate"/>
@@ -2133,7 +2176,7 @@
               <w:rFonts w:hint="eastAsia" w:ascii="宋体" w:hAnsi="宋体" w:eastAsia="宋体" w:cs="宋体"/>
               <w:szCs w:val="24"/>
             </w:rPr>
-            <w:instrText xml:space="preserve"> HYPERLINK \l _Toc31277 </w:instrText>
+            <w:instrText xml:space="preserve"> HYPERLINK \l _Toc24245 </w:instrText>
           </w:r>
           <w:r>
             <w:rPr>
@@ -2156,7 +2199,7 @@
             <w:fldChar w:fldCharType="begin"/>
           </w:r>
           <w:r>
-            <w:instrText xml:space="preserve"> PAGEREF _Toc31277 \h </w:instrText>
+            <w:instrText xml:space="preserve"> PAGEREF _Toc24245 \h </w:instrText>
           </w:r>
           <w:r>
             <w:fldChar w:fldCharType="separate"/>
@@ -2194,7 +2237,7 @@
               <w:rFonts w:hint="eastAsia" w:ascii="宋体" w:hAnsi="宋体" w:eastAsia="宋体" w:cs="宋体"/>
               <w:szCs w:val="24"/>
             </w:rPr>
-            <w:instrText xml:space="preserve"> HYPERLINK \l _Toc13258 </w:instrText>
+            <w:instrText xml:space="preserve"> HYPERLINK \l _Toc32426 </w:instrText>
           </w:r>
           <w:r>
             <w:rPr>
@@ -2224,7 +2267,7 @@
             <w:fldChar w:fldCharType="begin"/>
           </w:r>
           <w:r>
-            <w:instrText xml:space="preserve"> PAGEREF _Toc13258 \h </w:instrText>
+            <w:instrText xml:space="preserve"> PAGEREF _Toc32426 \h </w:instrText>
           </w:r>
           <w:r>
             <w:fldChar w:fldCharType="separate"/>
@@ -2262,7 +2305,7 @@
               <w:rFonts w:hint="eastAsia" w:ascii="宋体" w:hAnsi="宋体" w:eastAsia="宋体" w:cs="宋体"/>
               <w:szCs w:val="24"/>
             </w:rPr>
-            <w:instrText xml:space="preserve"> HYPERLINK \l _Toc21668 </w:instrText>
+            <w:instrText xml:space="preserve"> HYPERLINK \l _Toc23277 </w:instrText>
           </w:r>
           <w:r>
             <w:rPr>
@@ -2292,7 +2335,7 @@
             <w:fldChar w:fldCharType="begin"/>
           </w:r>
           <w:r>
-            <w:instrText xml:space="preserve"> PAGEREF _Toc21668 \h </w:instrText>
+            <w:instrText xml:space="preserve"> PAGEREF _Toc23277 \h </w:instrText>
           </w:r>
           <w:r>
             <w:fldChar w:fldCharType="separate"/>
@@ -2330,7 +2373,7 @@
               <w:rFonts w:hint="eastAsia" w:ascii="宋体" w:hAnsi="宋体" w:eastAsia="宋体" w:cs="宋体"/>
               <w:szCs w:val="24"/>
             </w:rPr>
-            <w:instrText xml:space="preserve"> HYPERLINK \l _Toc21366 </w:instrText>
+            <w:instrText xml:space="preserve"> HYPERLINK \l _Toc23283 </w:instrText>
           </w:r>
           <w:r>
             <w:rPr>
@@ -2360,7 +2403,7 @@
             <w:fldChar w:fldCharType="begin"/>
           </w:r>
           <w:r>
-            <w:instrText xml:space="preserve"> PAGEREF _Toc21366 \h </w:instrText>
+            <w:instrText xml:space="preserve"> PAGEREF _Toc23283 \h </w:instrText>
           </w:r>
           <w:r>
             <w:fldChar w:fldCharType="separate"/>
@@ -2398,7 +2441,7 @@
               <w:rFonts w:hint="eastAsia" w:ascii="宋体" w:hAnsi="宋体" w:eastAsia="宋体" w:cs="宋体"/>
               <w:szCs w:val="24"/>
             </w:rPr>
-            <w:instrText xml:space="preserve"> HYPERLINK \l _Toc5007 </w:instrText>
+            <w:instrText xml:space="preserve"> HYPERLINK \l _Toc230 </w:instrText>
           </w:r>
           <w:r>
             <w:rPr>
@@ -2428,7 +2471,7 @@
             <w:fldChar w:fldCharType="begin"/>
           </w:r>
           <w:r>
-            <w:instrText xml:space="preserve"> PAGEREF _Toc5007 \h </w:instrText>
+            <w:instrText xml:space="preserve"> PAGEREF _Toc230 \h </w:instrText>
           </w:r>
           <w:r>
             <w:fldChar w:fldCharType="separate"/>
@@ -2466,7 +2509,7 @@
               <w:rFonts w:hint="eastAsia" w:ascii="宋体" w:hAnsi="宋体" w:eastAsia="宋体" w:cs="宋体"/>
               <w:szCs w:val="24"/>
             </w:rPr>
-            <w:instrText xml:space="preserve"> HYPERLINK \l _Toc15240 </w:instrText>
+            <w:instrText xml:space="preserve"> HYPERLINK \l _Toc12206 </w:instrText>
           </w:r>
           <w:r>
             <w:rPr>
@@ -2496,7 +2539,7 @@
             <w:fldChar w:fldCharType="begin"/>
           </w:r>
           <w:r>
-            <w:instrText xml:space="preserve"> PAGEREF _Toc15240 \h </w:instrText>
+            <w:instrText xml:space="preserve"> PAGEREF _Toc12206 \h </w:instrText>
           </w:r>
           <w:r>
             <w:fldChar w:fldCharType="separate"/>
@@ -2534,7 +2577,7 @@
               <w:rFonts w:hint="eastAsia" w:ascii="宋体" w:hAnsi="宋体" w:eastAsia="宋体" w:cs="宋体"/>
               <w:szCs w:val="24"/>
             </w:rPr>
-            <w:instrText xml:space="preserve"> HYPERLINK \l _Toc28928 </w:instrText>
+            <w:instrText xml:space="preserve"> HYPERLINK \l _Toc18785 </w:instrText>
           </w:r>
           <w:r>
             <w:rPr>
@@ -2564,7 +2607,7 @@
             <w:fldChar w:fldCharType="begin"/>
           </w:r>
           <w:r>
-            <w:instrText xml:space="preserve"> PAGEREF _Toc28928 \h </w:instrText>
+            <w:instrText xml:space="preserve"> PAGEREF _Toc18785 \h </w:instrText>
           </w:r>
           <w:r>
             <w:fldChar w:fldCharType="separate"/>
@@ -2602,7 +2645,7 @@
               <w:rFonts w:hint="eastAsia" w:ascii="宋体" w:hAnsi="宋体" w:eastAsia="宋体" w:cs="宋体"/>
               <w:szCs w:val="24"/>
             </w:rPr>
-            <w:instrText xml:space="preserve"> HYPERLINK \l _Toc21978 </w:instrText>
+            <w:instrText xml:space="preserve"> HYPERLINK \l _Toc12884 </w:instrText>
           </w:r>
           <w:r>
             <w:rPr>
@@ -2632,7 +2675,7 @@
             <w:fldChar w:fldCharType="begin"/>
           </w:r>
           <w:r>
-            <w:instrText xml:space="preserve"> PAGEREF _Toc21978 \h </w:instrText>
+            <w:instrText xml:space="preserve"> PAGEREF _Toc12884 \h </w:instrText>
           </w:r>
           <w:r>
             <w:fldChar w:fldCharType="separate"/>
@@ -2670,7 +2713,7 @@
               <w:rFonts w:hint="eastAsia" w:ascii="宋体" w:hAnsi="宋体" w:eastAsia="宋体" w:cs="宋体"/>
               <w:szCs w:val="24"/>
             </w:rPr>
-            <w:instrText xml:space="preserve"> HYPERLINK \l _Toc12087 </w:instrText>
+            <w:instrText xml:space="preserve"> HYPERLINK \l _Toc7368 </w:instrText>
           </w:r>
           <w:r>
             <w:rPr>
@@ -2700,7 +2743,7 @@
             <w:fldChar w:fldCharType="begin"/>
           </w:r>
           <w:r>
-            <w:instrText xml:space="preserve"> PAGEREF _Toc12087 \h </w:instrText>
+            <w:instrText xml:space="preserve"> PAGEREF _Toc7368 \h </w:instrText>
           </w:r>
           <w:r>
             <w:fldChar w:fldCharType="separate"/>
@@ -2738,7 +2781,7 @@
               <w:rFonts w:hint="eastAsia" w:ascii="宋体" w:hAnsi="宋体" w:eastAsia="宋体" w:cs="宋体"/>
               <w:szCs w:val="24"/>
             </w:rPr>
-            <w:instrText xml:space="preserve"> HYPERLINK \l _Toc1108 </w:instrText>
+            <w:instrText xml:space="preserve"> HYPERLINK \l _Toc22322 </w:instrText>
           </w:r>
           <w:r>
             <w:rPr>
@@ -2768,7 +2811,7 @@
             <w:fldChar w:fldCharType="begin"/>
           </w:r>
           <w:r>
-            <w:instrText xml:space="preserve"> PAGEREF _Toc1108 \h </w:instrText>
+            <w:instrText xml:space="preserve"> PAGEREF _Toc22322 \h </w:instrText>
           </w:r>
           <w:r>
             <w:fldChar w:fldCharType="separate"/>
@@ -2806,7 +2849,7 @@
               <w:rFonts w:hint="eastAsia" w:ascii="宋体" w:hAnsi="宋体" w:eastAsia="宋体" w:cs="宋体"/>
               <w:szCs w:val="24"/>
             </w:rPr>
-            <w:instrText xml:space="preserve"> HYPERLINK \l _Toc13970 </w:instrText>
+            <w:instrText xml:space="preserve"> HYPERLINK \l _Toc15767 </w:instrText>
           </w:r>
           <w:r>
             <w:rPr>
@@ -2836,7 +2879,7 @@
             <w:fldChar w:fldCharType="begin"/>
           </w:r>
           <w:r>
-            <w:instrText xml:space="preserve"> PAGEREF _Toc13970 \h </w:instrText>
+            <w:instrText xml:space="preserve"> PAGEREF _Toc15767 \h </w:instrText>
           </w:r>
           <w:r>
             <w:fldChar w:fldCharType="separate"/>
@@ -2874,7 +2917,7 @@
               <w:rFonts w:hint="eastAsia" w:ascii="宋体" w:hAnsi="宋体" w:eastAsia="宋体" w:cs="宋体"/>
               <w:szCs w:val="24"/>
             </w:rPr>
-            <w:instrText xml:space="preserve"> HYPERLINK \l _Toc19337 </w:instrText>
+            <w:instrText xml:space="preserve"> HYPERLINK \l _Toc170 </w:instrText>
           </w:r>
           <w:r>
             <w:rPr>
@@ -2904,7 +2947,7 @@
             <w:fldChar w:fldCharType="begin"/>
           </w:r>
           <w:r>
-            <w:instrText xml:space="preserve"> PAGEREF _Toc19337 \h </w:instrText>
+            <w:instrText xml:space="preserve"> PAGEREF _Toc170 \h </w:instrText>
           </w:r>
           <w:r>
             <w:fldChar w:fldCharType="separate"/>
@@ -2942,7 +2985,7 @@
               <w:rFonts w:hint="eastAsia" w:ascii="宋体" w:hAnsi="宋体" w:eastAsia="宋体" w:cs="宋体"/>
               <w:szCs w:val="24"/>
             </w:rPr>
-            <w:instrText xml:space="preserve"> HYPERLINK \l _Toc2115 </w:instrText>
+            <w:instrText xml:space="preserve"> HYPERLINK \l _Toc28438 </w:instrText>
           </w:r>
           <w:r>
             <w:rPr>
@@ -2972,7 +3015,7 @@
             <w:fldChar w:fldCharType="begin"/>
           </w:r>
           <w:r>
-            <w:instrText xml:space="preserve"> PAGEREF _Toc2115 \h </w:instrText>
+            <w:instrText xml:space="preserve"> PAGEREF _Toc28438 \h </w:instrText>
           </w:r>
           <w:r>
             <w:fldChar w:fldCharType="separate"/>
@@ -3010,7 +3053,7 @@
               <w:rFonts w:hint="eastAsia" w:ascii="宋体" w:hAnsi="宋体" w:eastAsia="宋体" w:cs="宋体"/>
               <w:szCs w:val="24"/>
             </w:rPr>
-            <w:instrText xml:space="preserve"> HYPERLINK \l _Toc8997 </w:instrText>
+            <w:instrText xml:space="preserve"> HYPERLINK \l _Toc28054 </w:instrText>
           </w:r>
           <w:r>
             <w:rPr>
@@ -3040,7 +3083,7 @@
             <w:fldChar w:fldCharType="begin"/>
           </w:r>
           <w:r>
-            <w:instrText xml:space="preserve"> PAGEREF _Toc8997 \h </w:instrText>
+            <w:instrText xml:space="preserve"> PAGEREF _Toc28054 \h </w:instrText>
           </w:r>
           <w:r>
             <w:fldChar w:fldCharType="separate"/>
@@ -3078,7 +3121,7 @@
               <w:rFonts w:hint="eastAsia" w:ascii="宋体" w:hAnsi="宋体" w:eastAsia="宋体" w:cs="宋体"/>
               <w:szCs w:val="24"/>
             </w:rPr>
-            <w:instrText xml:space="preserve"> HYPERLINK \l _Toc21375 </w:instrText>
+            <w:instrText xml:space="preserve"> HYPERLINK \l _Toc703 </w:instrText>
           </w:r>
           <w:r>
             <w:rPr>
@@ -3099,7 +3142,7 @@
               <w:rFonts w:hint="eastAsia"/>
               <w:lang w:val="en-US" w:eastAsia="zh-CN"/>
             </w:rPr>
-            <w:t>4.2. 评价流程</w:t>
+            <w:t>评价流程</w:t>
           </w:r>
           <w:r>
             <w:tab/>
@@ -3108,7 +3151,7 @@
             <w:fldChar w:fldCharType="begin"/>
           </w:r>
           <w:r>
-            <w:instrText xml:space="preserve"> PAGEREF _Toc21375 \h </w:instrText>
+            <w:instrText xml:space="preserve"> PAGEREF _Toc703 \h </w:instrText>
           </w:r>
           <w:r>
             <w:fldChar w:fldCharType="separate"/>
@@ -3146,7 +3189,7 @@
               <w:rFonts w:hint="eastAsia" w:ascii="宋体" w:hAnsi="宋体" w:eastAsia="宋体" w:cs="宋体"/>
               <w:szCs w:val="24"/>
             </w:rPr>
-            <w:instrText xml:space="preserve"> HYPERLINK \l _Toc8923 </w:instrText>
+            <w:instrText xml:space="preserve"> HYPERLINK \l _Toc1916 </w:instrText>
           </w:r>
           <w:r>
             <w:rPr>
@@ -3176,7 +3219,7 @@
             <w:fldChar w:fldCharType="begin"/>
           </w:r>
           <w:r>
-            <w:instrText xml:space="preserve"> PAGEREF _Toc8923 \h </w:instrText>
+            <w:instrText xml:space="preserve"> PAGEREF _Toc1916 \h </w:instrText>
           </w:r>
           <w:r>
             <w:fldChar w:fldCharType="separate"/>
@@ -3214,7 +3257,7 @@
               <w:rFonts w:hint="eastAsia" w:ascii="宋体" w:hAnsi="宋体" w:eastAsia="宋体" w:cs="宋体"/>
               <w:szCs w:val="24"/>
             </w:rPr>
-            <w:instrText xml:space="preserve"> HYPERLINK \l _Toc10554 </w:instrText>
+            <w:instrText xml:space="preserve"> HYPERLINK \l _Toc2570 </w:instrText>
           </w:r>
           <w:r>
             <w:rPr>
@@ -3244,7 +3287,7 @@
             <w:fldChar w:fldCharType="begin"/>
           </w:r>
           <w:r>
-            <w:instrText xml:space="preserve"> PAGEREF _Toc10554 \h </w:instrText>
+            <w:instrText xml:space="preserve"> PAGEREF _Toc2570 \h </w:instrText>
           </w:r>
           <w:r>
             <w:fldChar w:fldCharType="separate"/>
@@ -3282,7 +3325,7 @@
               <w:rFonts w:hint="eastAsia" w:ascii="宋体" w:hAnsi="宋体" w:eastAsia="宋体" w:cs="宋体"/>
               <w:szCs w:val="24"/>
             </w:rPr>
-            <w:instrText xml:space="preserve"> HYPERLINK \l _Toc14261 </w:instrText>
+            <w:instrText xml:space="preserve"> HYPERLINK \l _Toc30653 </w:instrText>
           </w:r>
           <w:r>
             <w:rPr>
@@ -3312,7 +3355,7 @@
             <w:fldChar w:fldCharType="begin"/>
           </w:r>
           <w:r>
-            <w:instrText xml:space="preserve"> PAGEREF _Toc14261 \h </w:instrText>
+            <w:instrText xml:space="preserve"> PAGEREF _Toc30653 \h </w:instrText>
           </w:r>
           <w:r>
             <w:fldChar w:fldCharType="separate"/>
@@ -3350,7 +3393,7 @@
               <w:rFonts w:hint="eastAsia" w:ascii="宋体" w:hAnsi="宋体" w:eastAsia="宋体" w:cs="宋体"/>
               <w:szCs w:val="24"/>
             </w:rPr>
-            <w:instrText xml:space="preserve"> HYPERLINK \l _Toc27310 </w:instrText>
+            <w:instrText xml:space="preserve"> HYPERLINK \l _Toc6013 </w:instrText>
           </w:r>
           <w:r>
             <w:rPr>
@@ -3371,6 +3414,74 @@
               <w:rFonts w:hint="eastAsia"/>
               <w:lang w:val="en-US" w:eastAsia="zh-CN"/>
             </w:rPr>
+            <w:t>考核指标</w:t>
+          </w:r>
+          <w:r>
+            <w:tab/>
+          </w:r>
+          <w:r>
+            <w:fldChar w:fldCharType="begin"/>
+          </w:r>
+          <w:r>
+            <w:instrText xml:space="preserve"> PAGEREF _Toc6013 \h </w:instrText>
+          </w:r>
+          <w:r>
+            <w:fldChar w:fldCharType="separate"/>
+          </w:r>
+          <w:r>
+            <w:t>7</w:t>
+          </w:r>
+          <w:r>
+            <w:fldChar w:fldCharType="end"/>
+          </w:r>
+          <w:r>
+            <w:rPr>
+              <w:rFonts w:hint="eastAsia" w:ascii="宋体" w:hAnsi="宋体" w:eastAsia="宋体" w:cs="宋体"/>
+              <w:szCs w:val="24"/>
+            </w:rPr>
+            <w:fldChar w:fldCharType="end"/>
+          </w:r>
+        </w:p>
+        <w:p>
+          <w:pPr>
+            <w:pStyle w:val="16"/>
+            <w:tabs>
+              <w:tab w:val="right" w:leader="dot" w:pos="8306"/>
+            </w:tabs>
+          </w:pPr>
+          <w:r>
+            <w:rPr>
+              <w:rFonts w:hint="eastAsia" w:ascii="宋体" w:hAnsi="宋体" w:eastAsia="宋体" w:cs="宋体"/>
+              <w:szCs w:val="24"/>
+            </w:rPr>
+            <w:fldChar w:fldCharType="begin"/>
+          </w:r>
+          <w:r>
+            <w:rPr>
+              <w:rFonts w:hint="eastAsia" w:ascii="宋体" w:hAnsi="宋体" w:eastAsia="宋体" w:cs="宋体"/>
+              <w:szCs w:val="24"/>
+            </w:rPr>
+            <w:instrText xml:space="preserve"> HYPERLINK \l _Toc25317 </w:instrText>
+          </w:r>
+          <w:r>
+            <w:rPr>
+              <w:rFonts w:hint="eastAsia" w:ascii="宋体" w:hAnsi="宋体" w:eastAsia="宋体" w:cs="宋体"/>
+              <w:szCs w:val="24"/>
+            </w:rPr>
+            <w:fldChar w:fldCharType="separate"/>
+          </w:r>
+          <w:r>
+            <w:rPr>
+              <w:rFonts w:hint="default"/>
+              <w:lang w:val="en-US" w:eastAsia="zh-CN"/>
+            </w:rPr>
+            <w:t xml:space="preserve">7. </w:t>
+          </w:r>
+          <w:r>
+            <w:rPr>
+              <w:rFonts w:hint="eastAsia"/>
+              <w:lang w:val="en-US" w:eastAsia="zh-CN"/>
+            </w:rPr>
             <w:t>附则</w:t>
           </w:r>
           <w:r>
@@ -3380,7 +3491,7 @@
             <w:fldChar w:fldCharType="begin"/>
           </w:r>
           <w:r>
-            <w:instrText xml:space="preserve"> PAGEREF _Toc27310 \h </w:instrText>
+            <w:instrText xml:space="preserve"> PAGEREF _Toc25317 \h </w:instrText>
           </w:r>
           <w:r>
             <w:fldChar w:fldCharType="separate"/>
@@ -3496,7 +3607,7 @@
           <w:lang w:val="en-US" w:eastAsia="zh-CN"/>
         </w:rPr>
       </w:pPr>
-      <w:bookmarkStart w:id="2" w:name="_Toc13258"/>
+      <w:bookmarkStart w:id="2" w:name="_Toc32426"/>
       <w:r>
         <w:rPr>
           <w:rFonts w:hint="eastAsia"/>
@@ -3528,7 +3639,7 @@
           <w:lang w:val="en-US" w:eastAsia="zh-CN"/>
         </w:rPr>
       </w:pPr>
-      <w:bookmarkStart w:id="3" w:name="_Toc21668"/>
+      <w:bookmarkStart w:id="3" w:name="_Toc23277"/>
       <w:r>
         <w:rPr>
           <w:rFonts w:hint="eastAsia"/>
@@ -3595,7 +3706,7 @@
           <w:lang w:val="en-US" w:eastAsia="zh-CN"/>
         </w:rPr>
       </w:pPr>
-      <w:bookmarkStart w:id="4" w:name="_Toc21366"/>
+      <w:bookmarkStart w:id="4" w:name="_Toc23283"/>
       <w:r>
         <w:rPr>
           <w:rFonts w:hint="eastAsia"/>
@@ -3662,7 +3773,7 @@
           <w:lang w:val="en-US" w:eastAsia="zh-CN"/>
         </w:rPr>
       </w:pPr>
-      <w:bookmarkStart w:id="5" w:name="_Toc5007"/>
+      <w:bookmarkStart w:id="5" w:name="_Toc230"/>
       <w:r>
         <w:rPr>
           <w:rFonts w:hint="eastAsia"/>
@@ -3834,7 +3945,7 @@
           <w:lang w:val="en-US" w:eastAsia="zh-CN"/>
         </w:rPr>
       </w:pPr>
-      <w:bookmarkStart w:id="6" w:name="_Toc15240"/>
+      <w:bookmarkStart w:id="6" w:name="_Toc12206"/>
       <w:r>
         <w:rPr>
           <w:rFonts w:hint="eastAsia"/>
@@ -3866,7 +3977,7 @@
           <w:lang w:val="en-US" w:eastAsia="zh-CN"/>
         </w:rPr>
       </w:pPr>
-      <w:bookmarkStart w:id="7" w:name="_Toc28928"/>
+      <w:bookmarkStart w:id="7" w:name="_Toc18785"/>
       <w:r>
         <w:rPr>
           <w:rFonts w:hint="eastAsia"/>
@@ -3985,7 +4096,7 @@
           <w:lang w:val="en-US" w:eastAsia="zh-CN"/>
         </w:rPr>
       </w:pPr>
-      <w:bookmarkStart w:id="8" w:name="_Toc21978"/>
+      <w:bookmarkStart w:id="8" w:name="_Toc12884"/>
       <w:r>
         <w:rPr>
           <w:rFonts w:hint="eastAsia"/>
@@ -4231,7 +4342,7 @@
           <w:lang w:val="en-US" w:eastAsia="zh-CN"/>
         </w:rPr>
       </w:pPr>
-      <w:bookmarkStart w:id="9" w:name="_Toc12087"/>
+      <w:bookmarkStart w:id="9" w:name="_Toc7368"/>
       <w:r>
         <w:rPr>
           <w:rFonts w:hint="eastAsia"/>
@@ -4250,7 +4361,7 @@
           <w:lang w:val="en-US" w:eastAsia="zh-CN"/>
         </w:rPr>
       </w:pPr>
-      <w:bookmarkStart w:id="10" w:name="_Toc1108"/>
+      <w:bookmarkStart w:id="10" w:name="_Toc22322"/>
       <w:r>
         <w:rPr>
           <w:rFonts w:hint="eastAsia"/>
@@ -4409,7 +4520,7 @@
           <w:lang w:val="en-US" w:eastAsia="zh-CN"/>
         </w:rPr>
       </w:pPr>
-      <w:bookmarkStart w:id="11" w:name="_Toc13970"/>
+      <w:bookmarkStart w:id="11" w:name="_Toc15767"/>
       <w:r>
         <w:rPr>
           <w:rFonts w:hint="eastAsia"/>
@@ -4568,7 +4679,7 @@
           <w:lang w:val="en-US" w:eastAsia="zh-CN"/>
         </w:rPr>
       </w:pPr>
-      <w:bookmarkStart w:id="12" w:name="_Toc19337"/>
+      <w:bookmarkStart w:id="12" w:name="_Toc170"/>
       <w:r>
         <w:rPr>
           <w:rFonts w:hint="eastAsia"/>
@@ -4657,7 +4768,7 @@
           <w:lang w:val="en-US" w:eastAsia="zh-CN"/>
         </w:rPr>
       </w:pPr>
-      <w:bookmarkStart w:id="13" w:name="_Toc2115"/>
+      <w:bookmarkStart w:id="13" w:name="_Toc28438"/>
       <w:r>
         <w:rPr>
           <w:rFonts w:hint="eastAsia"/>
@@ -4676,7 +4787,7 @@
           <w:lang w:val="en-US" w:eastAsia="zh-CN"/>
         </w:rPr>
       </w:pPr>
-      <w:bookmarkStart w:id="14" w:name="_Toc8997"/>
+      <w:bookmarkStart w:id="14" w:name="_Toc28054"/>
       <w:r>
         <w:rPr>
           <w:rFonts w:hint="eastAsia"/>
@@ -4765,13 +4876,13 @@
           <w:lang w:val="en-US" w:eastAsia="zh-CN"/>
         </w:rPr>
       </w:pPr>
-      <w:bookmarkStart w:id="15" w:name="_Toc21375"/>
-      <w:r>
-        <w:rPr>
-          <w:rFonts w:hint="eastAsia"/>
-          <w:lang w:val="en-US" w:eastAsia="zh-CN"/>
-        </w:rPr>
-        <w:t>4.2. 评价流程</w:t>
+      <w:bookmarkStart w:id="15" w:name="_Toc703"/>
+      <w:r>
+        <w:rPr>
+          <w:rFonts w:hint="eastAsia"/>
+          <w:lang w:val="en-US" w:eastAsia="zh-CN"/>
+        </w:rPr>
+        <w:t>评价流程</w:t>
       </w:r>
       <w:bookmarkEnd w:id="15"/>
     </w:p>
@@ -4931,7 +5042,7 @@
           <w:lang w:val="en-US" w:eastAsia="zh-CN"/>
         </w:rPr>
       </w:pPr>
-      <w:bookmarkStart w:id="16" w:name="_Toc8923"/>
+      <w:bookmarkStart w:id="16" w:name="_Toc1916"/>
       <w:r>
         <w:rPr>
           <w:rFonts w:hint="eastAsia"/>
@@ -4967,7 +5078,7 @@
           <w:lang w:val="en-US" w:eastAsia="zh-CN"/>
         </w:rPr>
       </w:pPr>
-      <w:bookmarkStart w:id="17" w:name="_Toc10554"/>
+      <w:bookmarkStart w:id="17" w:name="_Toc2570"/>
       <w:r>
         <w:rPr>
           <w:rFonts w:hint="eastAsia"/>
@@ -5056,7 +5167,7 @@
           <w:lang w:val="en-US" w:eastAsia="zh-CN"/>
         </w:rPr>
       </w:pPr>
-      <w:bookmarkStart w:id="18" w:name="_Toc14261"/>
+      <w:bookmarkStart w:id="18" w:name="_Toc30653"/>
       <w:r>
         <w:rPr>
           <w:rFonts w:hint="eastAsia"/>
@@ -5215,7 +5326,487 @@
           <w:lang w:val="en-US" w:eastAsia="zh-CN"/>
         </w:rPr>
       </w:pPr>
-      <w:bookmarkStart w:id="19" w:name="_Toc27310"/>
+      <w:bookmarkStart w:id="19" w:name="_Toc6013"/>
+      <w:r>
+        <w:rPr>
+          <w:rFonts w:hint="eastAsia"/>
+          <w:lang w:val="en-US" w:eastAsia="zh-CN"/>
+        </w:rPr>
+        <w:t>考核指标</w:t>
+      </w:r>
+      <w:bookmarkEnd w:id="19"/>
+    </w:p>
+    <w:tbl>
+      <w:tblPr>
+        <w:tblStyle w:val="20"/>
+        <w:tblW w:w="8504" w:type="dxa"/>
+        <w:tblInd w:w="96" w:type="dxa"/>
+        <w:tblBorders>
+          <w:top w:val="none" w:color="auto" w:sz="0" w:space="0"/>
+          <w:left w:val="none" w:color="auto" w:sz="0" w:space="0"/>
+          <w:bottom w:val="none" w:color="auto" w:sz="0" w:space="0"/>
+          <w:right w:val="none" w:color="auto" w:sz="0" w:space="0"/>
+          <w:insideH w:val="none" w:color="auto" w:sz="0" w:space="0"/>
+          <w:insideV w:val="none" w:color="auto" w:sz="0" w:space="0"/>
+        </w:tblBorders>
+        <w:shd w:val="clear" w:color="auto" w:fill="auto"/>
+        <w:tblLayout w:type="autofit"/>
+        <w:tblCellMar>
+          <w:top w:w="0" w:type="dxa"/>
+          <w:left w:w="108" w:type="dxa"/>
+          <w:bottom w:w="0" w:type="dxa"/>
+          <w:right w:w="108" w:type="dxa"/>
+        </w:tblCellMar>
+      </w:tblPr>
+      <w:tblGrid>
+        <w:gridCol w:w="1135"/>
+        <w:gridCol w:w="936"/>
+        <w:gridCol w:w="5507"/>
+        <w:gridCol w:w="926"/>
+      </w:tblGrid>
+      <w:tr>
+        <w:tblPrEx>
+          <w:tblBorders>
+            <w:top w:val="none" w:color="auto" w:sz="0" w:space="0"/>
+            <w:left w:val="none" w:color="auto" w:sz="0" w:space="0"/>
+            <w:bottom w:val="none" w:color="auto" w:sz="0" w:space="0"/>
+            <w:right w:val="none" w:color="auto" w:sz="0" w:space="0"/>
+            <w:insideH w:val="none" w:color="auto" w:sz="0" w:space="0"/>
+            <w:insideV w:val="none" w:color="auto" w:sz="0" w:space="0"/>
+          </w:tblBorders>
+          <w:shd w:val="clear" w:color="auto" w:fill="auto"/>
+          <w:tblCellMar>
+            <w:top w:w="0" w:type="dxa"/>
+            <w:left w:w="108" w:type="dxa"/>
+            <w:bottom w:w="0" w:type="dxa"/>
+            <w:right w:w="108" w:type="dxa"/>
+          </w:tblCellMar>
+        </w:tblPrEx>
+        <w:trPr>
+          <w:trHeight w:val="493" w:hRule="atLeast"/>
+        </w:trPr>
+        <w:tc>
+          <w:tcPr>
+            <w:tcW w:w="1135" w:type="dxa"/>
+            <w:tcBorders>
+              <w:top w:val="single" w:color="000000" w:sz="4" w:space="0"/>
+              <w:left w:val="single" w:color="000000" w:sz="4" w:space="0"/>
+              <w:bottom w:val="single" w:color="000000" w:sz="4" w:space="0"/>
+              <w:right w:val="single" w:color="000000" w:sz="4" w:space="0"/>
+            </w:tcBorders>
+            <w:shd w:val="clear" w:color="auto" w:fill="C0C0C0"/>
+            <w:vAlign w:val="center"/>
+          </w:tcPr>
+          <w:p>
+            <w:pPr>
+              <w:keepNext w:val="0"/>
+              <w:keepLines w:val="0"/>
+              <w:widowControl/>
+              <w:suppressLineNumbers w:val="0"/>
+              <w:jc w:val="center"/>
+              <w:textAlignment w:val="center"/>
+              <w:rPr>
+                <w:rFonts w:ascii="楷体_GB2312" w:hAnsi="宋体" w:eastAsia="楷体_GB2312" w:cs="楷体_GB2312"/>
+                <w:b/>
+                <w:bCs/>
+                <w:i w:val="0"/>
+                <w:iCs w:val="0"/>
+                <w:color w:val="000000"/>
+                <w:sz w:val="22"/>
+                <w:szCs w:val="22"/>
+                <w:u w:val="none"/>
+              </w:rPr>
+            </w:pPr>
+            <w:r>
+              <w:rPr>
+                <w:rFonts w:hint="default" w:ascii="楷体_GB2312" w:hAnsi="宋体" w:eastAsia="楷体_GB2312" w:cs="楷体_GB2312"/>
+                <w:b/>
+                <w:bCs/>
+                <w:i w:val="0"/>
+                <w:iCs w:val="0"/>
+                <w:snapToGrid w:val="0"/>
+                <w:color w:val="000000"/>
+                <w:kern w:val="0"/>
+                <w:sz w:val="22"/>
+                <w:szCs w:val="22"/>
+                <w:u w:val="none"/>
+                <w:lang w:val="en-US" w:eastAsia="zh-CN" w:bidi="ar"/>
+              </w:rPr>
+              <w:t>KPI</w:t>
+            </w:r>
+          </w:p>
+        </w:tc>
+        <w:tc>
+          <w:tcPr>
+            <w:tcW w:w="936" w:type="dxa"/>
+            <w:tcBorders>
+              <w:top w:val="single" w:color="000000" w:sz="4" w:space="0"/>
+              <w:left w:val="single" w:color="000000" w:sz="4" w:space="0"/>
+              <w:bottom w:val="single" w:color="000000" w:sz="4" w:space="0"/>
+              <w:right w:val="single" w:color="000000" w:sz="4" w:space="0"/>
+            </w:tcBorders>
+            <w:shd w:val="clear" w:color="auto" w:fill="C0C0C0"/>
+            <w:vAlign w:val="center"/>
+          </w:tcPr>
+          <w:p>
+            <w:pPr>
+              <w:keepNext w:val="0"/>
+              <w:keepLines w:val="0"/>
+              <w:widowControl/>
+              <w:suppressLineNumbers w:val="0"/>
+              <w:jc w:val="center"/>
+              <w:textAlignment w:val="center"/>
+              <w:rPr>
+                <w:rFonts w:hint="default" w:ascii="楷体_GB2312" w:hAnsi="宋体" w:eastAsia="楷体_GB2312" w:cs="楷体_GB2312"/>
+                <w:b/>
+                <w:bCs/>
+                <w:i w:val="0"/>
+                <w:iCs w:val="0"/>
+                <w:color w:val="000000"/>
+                <w:sz w:val="22"/>
+                <w:szCs w:val="22"/>
+                <w:u w:val="none"/>
+              </w:rPr>
+            </w:pPr>
+            <w:r>
+              <w:rPr>
+                <w:rFonts w:hint="default" w:ascii="楷体_GB2312" w:hAnsi="宋体" w:eastAsia="楷体_GB2312" w:cs="楷体_GB2312"/>
+                <w:b/>
+                <w:bCs/>
+                <w:i w:val="0"/>
+                <w:iCs w:val="0"/>
+                <w:snapToGrid w:val="0"/>
+                <w:color w:val="000000"/>
+                <w:kern w:val="0"/>
+                <w:sz w:val="22"/>
+                <w:szCs w:val="22"/>
+                <w:u w:val="none"/>
+                <w:lang w:val="en-US" w:eastAsia="zh-CN" w:bidi="ar"/>
+              </w:rPr>
+              <w:t>目标值</w:t>
+            </w:r>
+          </w:p>
+        </w:tc>
+        <w:tc>
+          <w:tcPr>
+            <w:tcW w:w="5507" w:type="dxa"/>
+            <w:tcBorders>
+              <w:top w:val="single" w:color="000000" w:sz="4" w:space="0"/>
+              <w:left w:val="single" w:color="000000" w:sz="4" w:space="0"/>
+              <w:bottom w:val="single" w:color="000000" w:sz="4" w:space="0"/>
+              <w:right w:val="single" w:color="000000" w:sz="4" w:space="0"/>
+            </w:tcBorders>
+            <w:shd w:val="clear" w:color="auto" w:fill="C0C0C0"/>
+            <w:vAlign w:val="center"/>
+          </w:tcPr>
+          <w:p>
+            <w:pPr>
+              <w:keepNext w:val="0"/>
+              <w:keepLines w:val="0"/>
+              <w:widowControl/>
+              <w:suppressLineNumbers w:val="0"/>
+              <w:jc w:val="center"/>
+              <w:textAlignment w:val="center"/>
+              <w:rPr>
+                <w:rFonts w:hint="default" w:ascii="楷体_GB2312" w:hAnsi="宋体" w:eastAsia="楷体_GB2312" w:cs="楷体_GB2312"/>
+                <w:b/>
+                <w:bCs/>
+                <w:i w:val="0"/>
+                <w:iCs w:val="0"/>
+                <w:color w:val="000000"/>
+                <w:sz w:val="22"/>
+                <w:szCs w:val="22"/>
+                <w:u w:val="none"/>
+              </w:rPr>
+            </w:pPr>
+            <w:r>
+              <w:rPr>
+                <w:rFonts w:hint="default" w:ascii="楷体_GB2312" w:hAnsi="宋体" w:eastAsia="楷体_GB2312" w:cs="楷体_GB2312"/>
+                <w:b/>
+                <w:bCs/>
+                <w:i w:val="0"/>
+                <w:iCs w:val="0"/>
+                <w:snapToGrid w:val="0"/>
+                <w:color w:val="000000"/>
+                <w:kern w:val="0"/>
+                <w:sz w:val="22"/>
+                <w:szCs w:val="22"/>
+                <w:u w:val="none"/>
+                <w:lang w:val="en-US" w:eastAsia="zh-CN" w:bidi="ar"/>
+              </w:rPr>
+              <w:t>计算公式/方法</w:t>
+            </w:r>
+          </w:p>
+        </w:tc>
+        <w:tc>
+          <w:tcPr>
+            <w:tcW w:w="926" w:type="dxa"/>
+            <w:tcBorders>
+              <w:top w:val="single" w:color="000000" w:sz="4" w:space="0"/>
+              <w:left w:val="single" w:color="000000" w:sz="4" w:space="0"/>
+              <w:bottom w:val="single" w:color="000000" w:sz="4" w:space="0"/>
+              <w:right w:val="single" w:color="000000" w:sz="4" w:space="0"/>
+            </w:tcBorders>
+            <w:shd w:val="clear" w:color="auto" w:fill="C0C0C0"/>
+            <w:vAlign w:val="center"/>
+          </w:tcPr>
+          <w:p>
+            <w:pPr>
+              <w:keepNext w:val="0"/>
+              <w:keepLines w:val="0"/>
+              <w:widowControl/>
+              <w:suppressLineNumbers w:val="0"/>
+              <w:jc w:val="center"/>
+              <w:textAlignment w:val="center"/>
+              <w:rPr>
+                <w:rFonts w:hint="default" w:ascii="楷体_GB2312" w:hAnsi="宋体" w:eastAsia="楷体_GB2312" w:cs="楷体_GB2312"/>
+                <w:b/>
+                <w:bCs/>
+                <w:i w:val="0"/>
+                <w:iCs w:val="0"/>
+                <w:color w:val="000000"/>
+                <w:sz w:val="22"/>
+                <w:szCs w:val="22"/>
+                <w:u w:val="none"/>
+              </w:rPr>
+            </w:pPr>
+            <w:r>
+              <w:rPr>
+                <w:rFonts w:hint="default" w:ascii="楷体_GB2312" w:hAnsi="宋体" w:eastAsia="楷体_GB2312" w:cs="楷体_GB2312"/>
+                <w:b/>
+                <w:bCs/>
+                <w:i w:val="0"/>
+                <w:iCs w:val="0"/>
+                <w:snapToGrid w:val="0"/>
+                <w:color w:val="000000"/>
+                <w:kern w:val="0"/>
+                <w:sz w:val="22"/>
+                <w:szCs w:val="22"/>
+                <w:u w:val="none"/>
+                <w:lang w:val="en-US" w:eastAsia="zh-CN" w:bidi="ar"/>
+              </w:rPr>
+              <w:t>频度</w:t>
+            </w:r>
+          </w:p>
+        </w:tc>
+      </w:tr>
+      <w:tr>
+        <w:tblPrEx>
+          <w:tblBorders>
+            <w:top w:val="none" w:color="auto" w:sz="0" w:space="0"/>
+            <w:left w:val="none" w:color="auto" w:sz="0" w:space="0"/>
+            <w:bottom w:val="none" w:color="auto" w:sz="0" w:space="0"/>
+            <w:right w:val="none" w:color="auto" w:sz="0" w:space="0"/>
+            <w:insideH w:val="none" w:color="auto" w:sz="0" w:space="0"/>
+            <w:insideV w:val="none" w:color="auto" w:sz="0" w:space="0"/>
+          </w:tblBorders>
+          <w:tblCellMar>
+            <w:top w:w="0" w:type="dxa"/>
+            <w:left w:w="108" w:type="dxa"/>
+            <w:bottom w:w="0" w:type="dxa"/>
+            <w:right w:w="108" w:type="dxa"/>
+          </w:tblCellMar>
+        </w:tblPrEx>
+        <w:trPr>
+          <w:trHeight w:val="493" w:hRule="atLeast"/>
+        </w:trPr>
+        <w:tc>
+          <w:tcPr>
+            <w:tcW w:w="1135" w:type="dxa"/>
+            <w:tcBorders>
+              <w:top w:val="single" w:color="000000" w:sz="4" w:space="0"/>
+              <w:left w:val="single" w:color="000000" w:sz="4" w:space="0"/>
+              <w:bottom w:val="single" w:color="000000" w:sz="4" w:space="0"/>
+              <w:right w:val="single" w:color="000000" w:sz="4" w:space="0"/>
+            </w:tcBorders>
+            <w:shd w:val="clear" w:color="auto" w:fill="auto"/>
+            <w:vAlign w:val="center"/>
+          </w:tcPr>
+          <w:p>
+            <w:pPr>
+              <w:keepNext w:val="0"/>
+              <w:keepLines w:val="0"/>
+              <w:widowControl/>
+              <w:suppressLineNumbers w:val="0"/>
+              <w:jc w:val="left"/>
+              <w:textAlignment w:val="center"/>
+              <w:rPr>
+                <w:rFonts w:hint="default"/>
+                <w:lang w:val="en-US" w:eastAsia="zh-CN"/>
+              </w:rPr>
+            </w:pPr>
+            <w:r>
+              <w:rPr>
+                <w:rFonts w:hint="eastAsia" w:ascii="宋体" w:hAnsi="宋体" w:eastAsia="宋体" w:cs="宋体"/>
+                <w:i w:val="0"/>
+                <w:iCs w:val="0"/>
+                <w:snapToGrid w:val="0"/>
+                <w:color w:val="000000"/>
+                <w:kern w:val="0"/>
+                <w:sz w:val="21"/>
+                <w:szCs w:val="21"/>
+                <w:u w:val="none"/>
+                <w:lang w:val="en-US" w:eastAsia="zh-CN" w:bidi="ar"/>
+              </w:rPr>
+              <w:t>技能评定覆盖率</w:t>
+            </w:r>
+          </w:p>
+        </w:tc>
+        <w:tc>
+          <w:tcPr>
+            <w:tcW w:w="936" w:type="dxa"/>
+            <w:tcBorders>
+              <w:top w:val="single" w:color="000000" w:sz="4" w:space="0"/>
+              <w:left w:val="single" w:color="000000" w:sz="4" w:space="0"/>
+              <w:bottom w:val="single" w:color="000000" w:sz="4" w:space="0"/>
+              <w:right w:val="single" w:color="000000" w:sz="4" w:space="0"/>
+            </w:tcBorders>
+            <w:shd w:val="clear" w:color="auto" w:fill="auto"/>
+            <w:vAlign w:val="center"/>
+          </w:tcPr>
+          <w:p>
+            <w:pPr>
+              <w:keepNext w:val="0"/>
+              <w:keepLines w:val="0"/>
+              <w:widowControl/>
+              <w:suppressLineNumbers w:val="0"/>
+              <w:jc w:val="left"/>
+              <w:textAlignment w:val="center"/>
+              <w:rPr>
+                <w:rFonts w:hint="default"/>
+                <w:lang w:val="en-US" w:eastAsia="zh-CN"/>
+              </w:rPr>
+            </w:pPr>
+            <w:r>
+              <w:rPr>
+                <w:rFonts w:hint="eastAsia" w:ascii="宋体" w:hAnsi="宋体" w:eastAsia="宋体" w:cs="宋体"/>
+                <w:i w:val="0"/>
+                <w:iCs w:val="0"/>
+                <w:snapToGrid w:val="0"/>
+                <w:color w:val="000000"/>
+                <w:kern w:val="0"/>
+                <w:sz w:val="21"/>
+                <w:szCs w:val="21"/>
+                <w:u w:val="none"/>
+                <w:lang w:val="en-US" w:eastAsia="zh-CN" w:bidi="ar"/>
+              </w:rPr>
+              <w:t>≥80%</w:t>
+            </w:r>
+          </w:p>
+        </w:tc>
+        <w:tc>
+          <w:tcPr>
+            <w:tcW w:w="5507" w:type="dxa"/>
+            <w:tcBorders>
+              <w:top w:val="single" w:color="000000" w:sz="4" w:space="0"/>
+              <w:left w:val="single" w:color="000000" w:sz="4" w:space="0"/>
+              <w:bottom w:val="single" w:color="000000" w:sz="4" w:space="0"/>
+              <w:right w:val="single" w:color="000000" w:sz="4" w:space="0"/>
+            </w:tcBorders>
+            <w:shd w:val="clear" w:color="auto" w:fill="auto"/>
+            <w:vAlign w:val="center"/>
+          </w:tcPr>
+          <w:p>
+            <w:pPr>
+              <w:keepNext w:val="0"/>
+              <w:keepLines w:val="0"/>
+              <w:widowControl/>
+              <w:suppressLineNumbers w:val="0"/>
+              <w:jc w:val="left"/>
+              <w:textAlignment w:val="center"/>
+              <w:rPr>
+                <w:rFonts w:hint="default"/>
+                <w:lang w:val="en-US" w:eastAsia="zh-CN"/>
+              </w:rPr>
+            </w:pPr>
+            <w:r>
+              <w:rPr>
+                <w:rFonts w:hint="eastAsia" w:ascii="宋体" w:hAnsi="宋体" w:eastAsia="宋体" w:cs="宋体"/>
+                <w:i w:val="0"/>
+                <w:iCs w:val="0"/>
+                <w:snapToGrid w:val="0"/>
+                <w:color w:val="000000"/>
+                <w:kern w:val="0"/>
+                <w:sz w:val="21"/>
+                <w:szCs w:val="21"/>
+                <w:u w:val="none"/>
+                <w:lang w:val="en-US" w:eastAsia="zh-CN" w:bidi="ar"/>
+              </w:rPr>
+              <w:t>实际进</w:t>
+            </w:r>
+            <w:bookmarkStart w:id="21" w:name="_GoBack"/>
+            <w:bookmarkEnd w:id="21"/>
+            <w:r>
+              <w:rPr>
+                <w:rFonts w:hint="eastAsia" w:ascii="宋体" w:hAnsi="宋体" w:eastAsia="宋体" w:cs="宋体"/>
+                <w:i w:val="0"/>
+                <w:iCs w:val="0"/>
+                <w:snapToGrid w:val="0"/>
+                <w:color w:val="000000"/>
+                <w:kern w:val="0"/>
+                <w:sz w:val="21"/>
+                <w:szCs w:val="21"/>
+                <w:u w:val="none"/>
+                <w:lang w:val="en-US" w:eastAsia="zh-CN" w:bidi="ar"/>
+              </w:rPr>
+              <w:t>行技能评定的人数/应进行技能评定的人数*100%</w:t>
+            </w:r>
+          </w:p>
+        </w:tc>
+        <w:tc>
+          <w:tcPr>
+            <w:tcW w:w="926" w:type="dxa"/>
+            <w:tcBorders>
+              <w:top w:val="single" w:color="000000" w:sz="4" w:space="0"/>
+              <w:left w:val="single" w:color="000000" w:sz="4" w:space="0"/>
+              <w:bottom w:val="single" w:color="000000" w:sz="4" w:space="0"/>
+              <w:right w:val="single" w:color="000000" w:sz="4" w:space="0"/>
+            </w:tcBorders>
+            <w:shd w:val="clear" w:color="auto" w:fill="auto"/>
+            <w:vAlign w:val="center"/>
+          </w:tcPr>
+          <w:p>
+            <w:pPr>
+              <w:keepNext w:val="0"/>
+              <w:keepLines w:val="0"/>
+              <w:widowControl/>
+              <w:suppressLineNumbers w:val="0"/>
+              <w:jc w:val="left"/>
+              <w:textAlignment w:val="center"/>
+              <w:rPr>
+                <w:rFonts w:hint="default"/>
+                <w:lang w:val="en-US" w:eastAsia="zh-CN"/>
+              </w:rPr>
+            </w:pPr>
+            <w:r>
+              <w:rPr>
+                <w:rFonts w:hint="eastAsia" w:ascii="宋体" w:hAnsi="宋体" w:cs="宋体"/>
+                <w:i w:val="0"/>
+                <w:iCs w:val="0"/>
+                <w:snapToGrid w:val="0"/>
+                <w:color w:val="000000"/>
+                <w:kern w:val="0"/>
+                <w:sz w:val="21"/>
+                <w:szCs w:val="21"/>
+                <w:u w:val="none"/>
+                <w:lang w:val="en-US" w:eastAsia="zh-CN" w:bidi="ar"/>
+              </w:rPr>
+              <w:t>年度</w:t>
+            </w:r>
+          </w:p>
+        </w:tc>
+      </w:tr>
+    </w:tbl>
+    <w:p>
+      <w:pPr>
+        <w:pStyle w:val="28"/>
+        <w:bidi w:val="0"/>
+        <w:rPr>
+          <w:rFonts w:hint="eastAsia"/>
+          <w:lang w:val="en-US" w:eastAsia="zh-CN"/>
+        </w:rPr>
+      </w:pPr>
+      <w:bookmarkStart w:id="20" w:name="_Toc25317"/>
       <w:r>
         <w:rPr>
           <w:rFonts w:hint="eastAsia"/>
@@ -5223,7 +5814,7 @@
         </w:rPr>
         <w:t>附则</w:t>
       </w:r>
-      <w:bookmarkEnd w:id="19"/>
+      <w:bookmarkEnd w:id="20"/>
     </w:p>
     <w:p>
       <w:pPr>

--- a/5.人员管理/1.流程制度规范类文件/JXTX-05-05-人员技能评定管理制度.docx
+++ b/5.人员管理/1.流程制度规范类文件/JXTX-05-05-人员技能评定管理制度.docx
@@ -21,7 +21,7 @@
         <w:spacing w:before="3120" w:beforeLines="1000"/>
         <w:textAlignment w:val="baseline"/>
       </w:pPr>
-      <w:bookmarkStart w:id="0" w:name="_Toc14206"/>
+      <w:bookmarkStart w:id="0" w:name="_Toc7684"/>
       <w:r>
         <w:drawing>
           <wp:anchor distT="0" distB="0" distL="114300" distR="114300" simplePos="0" relativeHeight="251661312" behindDoc="1" locked="0" layoutInCell="1" allowOverlap="1">
@@ -210,7 +210,7 @@
           <w:lang w:val="en-US" w:eastAsia="zh-CN"/>
         </w:rPr>
       </w:pPr>
-      <w:bookmarkStart w:id="1" w:name="_Toc24245"/>
+      <w:bookmarkStart w:id="1" w:name="_Toc14882"/>
       <w:r>
         <w:rPr>
           <w:rFonts w:hint="eastAsia"/>
@@ -1831,6 +1831,12 @@
             <w:insideH w:val="single" w:color="000000" w:sz="2" w:space="0"/>
             <w:insideV w:val="single" w:color="000000" w:sz="2" w:space="0"/>
           </w:tblBorders>
+          <w:tblCellMar>
+            <w:top w:w="0" w:type="dxa"/>
+            <w:left w:w="0" w:type="dxa"/>
+            <w:bottom w:w="0" w:type="dxa"/>
+            <w:right w:w="0" w:type="dxa"/>
+          </w:tblCellMar>
         </w:tblPrEx>
         <w:trPr>
           <w:trHeight w:val="557" w:hRule="atLeast"/>
@@ -2079,6 +2085,8 @@
               <w:tab w:val="right" w:leader="dot" w:pos="8306"/>
             </w:tabs>
           </w:pPr>
+          <w:bookmarkStart w:id="21" w:name="_GoBack"/>
+          <w:bookmarkEnd w:id="21"/>
           <w:r>
             <w:rPr>
               <w:rFonts w:hint="eastAsia" w:ascii="宋体" w:hAnsi="宋体" w:eastAsia="宋体" w:cs="宋体"/>
@@ -2115,7 +2123,7 @@
               <w:rFonts w:hint="eastAsia" w:ascii="宋体" w:hAnsi="宋体" w:eastAsia="宋体" w:cs="宋体"/>
               <w:szCs w:val="24"/>
             </w:rPr>
-            <w:instrText xml:space="preserve"> HYPERLINK \l _Toc14206 </w:instrText>
+            <w:instrText xml:space="preserve"> HYPERLINK \l _Toc7684 </w:instrText>
           </w:r>
           <w:r>
             <w:rPr>
@@ -2138,7 +2146,7 @@
             <w:fldChar w:fldCharType="begin"/>
           </w:r>
           <w:r>
-            <w:instrText xml:space="preserve"> PAGEREF _Toc14206 \h </w:instrText>
+            <w:instrText xml:space="preserve"> PAGEREF _Toc7684 \h </w:instrText>
           </w:r>
           <w:r>
             <w:fldChar w:fldCharType="separate"/>
@@ -2176,7 +2184,7 @@
               <w:rFonts w:hint="eastAsia" w:ascii="宋体" w:hAnsi="宋体" w:eastAsia="宋体" w:cs="宋体"/>
               <w:szCs w:val="24"/>
             </w:rPr>
-            <w:instrText xml:space="preserve"> HYPERLINK \l _Toc24245 </w:instrText>
+            <w:instrText xml:space="preserve"> HYPERLINK \l _Toc14882 </w:instrText>
           </w:r>
           <w:r>
             <w:rPr>
@@ -2199,7 +2207,7 @@
             <w:fldChar w:fldCharType="begin"/>
           </w:r>
           <w:r>
-            <w:instrText xml:space="preserve"> PAGEREF _Toc24245 \h </w:instrText>
+            <w:instrText xml:space="preserve"> PAGEREF _Toc14882 \h </w:instrText>
           </w:r>
           <w:r>
             <w:fldChar w:fldCharType="separate"/>
@@ -2237,7 +2245,7 @@
               <w:rFonts w:hint="eastAsia" w:ascii="宋体" w:hAnsi="宋体" w:eastAsia="宋体" w:cs="宋体"/>
               <w:szCs w:val="24"/>
             </w:rPr>
-            <w:instrText xml:space="preserve"> HYPERLINK \l _Toc32426 </w:instrText>
+            <w:instrText xml:space="preserve"> HYPERLINK \l _Toc8155 </w:instrText>
           </w:r>
           <w:r>
             <w:rPr>
@@ -2267,7 +2275,7 @@
             <w:fldChar w:fldCharType="begin"/>
           </w:r>
           <w:r>
-            <w:instrText xml:space="preserve"> PAGEREF _Toc32426 \h </w:instrText>
+            <w:instrText xml:space="preserve"> PAGEREF _Toc8155 \h </w:instrText>
           </w:r>
           <w:r>
             <w:fldChar w:fldCharType="separate"/>
@@ -2305,7 +2313,7 @@
               <w:rFonts w:hint="eastAsia" w:ascii="宋体" w:hAnsi="宋体" w:eastAsia="宋体" w:cs="宋体"/>
               <w:szCs w:val="24"/>
             </w:rPr>
-            <w:instrText xml:space="preserve"> HYPERLINK \l _Toc23277 </w:instrText>
+            <w:instrText xml:space="preserve"> HYPERLINK \l _Toc31648 </w:instrText>
           </w:r>
           <w:r>
             <w:rPr>
@@ -2335,7 +2343,7 @@
             <w:fldChar w:fldCharType="begin"/>
           </w:r>
           <w:r>
-            <w:instrText xml:space="preserve"> PAGEREF _Toc23277 \h </w:instrText>
+            <w:instrText xml:space="preserve"> PAGEREF _Toc31648 \h </w:instrText>
           </w:r>
           <w:r>
             <w:fldChar w:fldCharType="separate"/>
@@ -2373,7 +2381,7 @@
               <w:rFonts w:hint="eastAsia" w:ascii="宋体" w:hAnsi="宋体" w:eastAsia="宋体" w:cs="宋体"/>
               <w:szCs w:val="24"/>
             </w:rPr>
-            <w:instrText xml:space="preserve"> HYPERLINK \l _Toc23283 </w:instrText>
+            <w:instrText xml:space="preserve"> HYPERLINK \l _Toc20464 </w:instrText>
           </w:r>
           <w:r>
             <w:rPr>
@@ -2403,7 +2411,7 @@
             <w:fldChar w:fldCharType="begin"/>
           </w:r>
           <w:r>
-            <w:instrText xml:space="preserve"> PAGEREF _Toc23283 \h </w:instrText>
+            <w:instrText xml:space="preserve"> PAGEREF _Toc20464 \h </w:instrText>
           </w:r>
           <w:r>
             <w:fldChar w:fldCharType="separate"/>
@@ -2441,7 +2449,7 @@
               <w:rFonts w:hint="eastAsia" w:ascii="宋体" w:hAnsi="宋体" w:eastAsia="宋体" w:cs="宋体"/>
               <w:szCs w:val="24"/>
             </w:rPr>
-            <w:instrText xml:space="preserve"> HYPERLINK \l _Toc230 </w:instrText>
+            <w:instrText xml:space="preserve"> HYPERLINK \l _Toc12504 </w:instrText>
           </w:r>
           <w:r>
             <w:rPr>
@@ -2471,7 +2479,7 @@
             <w:fldChar w:fldCharType="begin"/>
           </w:r>
           <w:r>
-            <w:instrText xml:space="preserve"> PAGEREF _Toc230 \h </w:instrText>
+            <w:instrText xml:space="preserve"> PAGEREF _Toc12504 \h </w:instrText>
           </w:r>
           <w:r>
             <w:fldChar w:fldCharType="separate"/>
@@ -2509,7 +2517,7 @@
               <w:rFonts w:hint="eastAsia" w:ascii="宋体" w:hAnsi="宋体" w:eastAsia="宋体" w:cs="宋体"/>
               <w:szCs w:val="24"/>
             </w:rPr>
-            <w:instrText xml:space="preserve"> HYPERLINK \l _Toc12206 </w:instrText>
+            <w:instrText xml:space="preserve"> HYPERLINK \l _Toc30343 </w:instrText>
           </w:r>
           <w:r>
             <w:rPr>
@@ -2539,7 +2547,7 @@
             <w:fldChar w:fldCharType="begin"/>
           </w:r>
           <w:r>
-            <w:instrText xml:space="preserve"> PAGEREF _Toc12206 \h </w:instrText>
+            <w:instrText xml:space="preserve"> PAGEREF _Toc30343 \h </w:instrText>
           </w:r>
           <w:r>
             <w:fldChar w:fldCharType="separate"/>
@@ -2577,7 +2585,7 @@
               <w:rFonts w:hint="eastAsia" w:ascii="宋体" w:hAnsi="宋体" w:eastAsia="宋体" w:cs="宋体"/>
               <w:szCs w:val="24"/>
             </w:rPr>
-            <w:instrText xml:space="preserve"> HYPERLINK \l _Toc18785 </w:instrText>
+            <w:instrText xml:space="preserve"> HYPERLINK \l _Toc9840 </w:instrText>
           </w:r>
           <w:r>
             <w:rPr>
@@ -2607,7 +2615,7 @@
             <w:fldChar w:fldCharType="begin"/>
           </w:r>
           <w:r>
-            <w:instrText xml:space="preserve"> PAGEREF _Toc18785 \h </w:instrText>
+            <w:instrText xml:space="preserve"> PAGEREF _Toc9840 \h </w:instrText>
           </w:r>
           <w:r>
             <w:fldChar w:fldCharType="separate"/>
@@ -2645,7 +2653,7 @@
               <w:rFonts w:hint="eastAsia" w:ascii="宋体" w:hAnsi="宋体" w:eastAsia="宋体" w:cs="宋体"/>
               <w:szCs w:val="24"/>
             </w:rPr>
-            <w:instrText xml:space="preserve"> HYPERLINK \l _Toc12884 </w:instrText>
+            <w:instrText xml:space="preserve"> HYPERLINK \l _Toc9542 </w:instrText>
           </w:r>
           <w:r>
             <w:rPr>
@@ -2675,7 +2683,7 @@
             <w:fldChar w:fldCharType="begin"/>
           </w:r>
           <w:r>
-            <w:instrText xml:space="preserve"> PAGEREF _Toc12884 \h </w:instrText>
+            <w:instrText xml:space="preserve"> PAGEREF _Toc9542 \h </w:instrText>
           </w:r>
           <w:r>
             <w:fldChar w:fldCharType="separate"/>
@@ -2713,7 +2721,7 @@
               <w:rFonts w:hint="eastAsia" w:ascii="宋体" w:hAnsi="宋体" w:eastAsia="宋体" w:cs="宋体"/>
               <w:szCs w:val="24"/>
             </w:rPr>
-            <w:instrText xml:space="preserve"> HYPERLINK \l _Toc7368 </w:instrText>
+            <w:instrText xml:space="preserve"> HYPERLINK \l _Toc2245 </w:instrText>
           </w:r>
           <w:r>
             <w:rPr>
@@ -2743,7 +2751,7 @@
             <w:fldChar w:fldCharType="begin"/>
           </w:r>
           <w:r>
-            <w:instrText xml:space="preserve"> PAGEREF _Toc7368 \h </w:instrText>
+            <w:instrText xml:space="preserve"> PAGEREF _Toc2245 \h </w:instrText>
           </w:r>
           <w:r>
             <w:fldChar w:fldCharType="separate"/>
@@ -2781,7 +2789,7 @@
               <w:rFonts w:hint="eastAsia" w:ascii="宋体" w:hAnsi="宋体" w:eastAsia="宋体" w:cs="宋体"/>
               <w:szCs w:val="24"/>
             </w:rPr>
-            <w:instrText xml:space="preserve"> HYPERLINK \l _Toc22322 </w:instrText>
+            <w:instrText xml:space="preserve"> HYPERLINK \l _Toc23347 </w:instrText>
           </w:r>
           <w:r>
             <w:rPr>
@@ -2811,7 +2819,7 @@
             <w:fldChar w:fldCharType="begin"/>
           </w:r>
           <w:r>
-            <w:instrText xml:space="preserve"> PAGEREF _Toc22322 \h </w:instrText>
+            <w:instrText xml:space="preserve"> PAGEREF _Toc23347 \h </w:instrText>
           </w:r>
           <w:r>
             <w:fldChar w:fldCharType="separate"/>
@@ -2849,7 +2857,7 @@
               <w:rFonts w:hint="eastAsia" w:ascii="宋体" w:hAnsi="宋体" w:eastAsia="宋体" w:cs="宋体"/>
               <w:szCs w:val="24"/>
             </w:rPr>
-            <w:instrText xml:space="preserve"> HYPERLINK \l _Toc15767 </w:instrText>
+            <w:instrText xml:space="preserve"> HYPERLINK \l _Toc22111 </w:instrText>
           </w:r>
           <w:r>
             <w:rPr>
@@ -2879,7 +2887,7 @@
             <w:fldChar w:fldCharType="begin"/>
           </w:r>
           <w:r>
-            <w:instrText xml:space="preserve"> PAGEREF _Toc15767 \h </w:instrText>
+            <w:instrText xml:space="preserve"> PAGEREF _Toc22111 \h </w:instrText>
           </w:r>
           <w:r>
             <w:fldChar w:fldCharType="separate"/>
@@ -2917,7 +2925,7 @@
               <w:rFonts w:hint="eastAsia" w:ascii="宋体" w:hAnsi="宋体" w:eastAsia="宋体" w:cs="宋体"/>
               <w:szCs w:val="24"/>
             </w:rPr>
-            <w:instrText xml:space="preserve"> HYPERLINK \l _Toc170 </w:instrText>
+            <w:instrText xml:space="preserve"> HYPERLINK \l _Toc4583 </w:instrText>
           </w:r>
           <w:r>
             <w:rPr>
@@ -2947,7 +2955,7 @@
             <w:fldChar w:fldCharType="begin"/>
           </w:r>
           <w:r>
-            <w:instrText xml:space="preserve"> PAGEREF _Toc170 \h </w:instrText>
+            <w:instrText xml:space="preserve"> PAGEREF _Toc4583 \h </w:instrText>
           </w:r>
           <w:r>
             <w:fldChar w:fldCharType="separate"/>
@@ -2985,7 +2993,7 @@
               <w:rFonts w:hint="eastAsia" w:ascii="宋体" w:hAnsi="宋体" w:eastAsia="宋体" w:cs="宋体"/>
               <w:szCs w:val="24"/>
             </w:rPr>
-            <w:instrText xml:space="preserve"> HYPERLINK \l _Toc28438 </w:instrText>
+            <w:instrText xml:space="preserve"> HYPERLINK \l _Toc2775 </w:instrText>
           </w:r>
           <w:r>
             <w:rPr>
@@ -3015,7 +3023,7 @@
             <w:fldChar w:fldCharType="begin"/>
           </w:r>
           <w:r>
-            <w:instrText xml:space="preserve"> PAGEREF _Toc28438 \h </w:instrText>
+            <w:instrText xml:space="preserve"> PAGEREF _Toc2775 \h </w:instrText>
           </w:r>
           <w:r>
             <w:fldChar w:fldCharType="separate"/>
@@ -3053,7 +3061,7 @@
               <w:rFonts w:hint="eastAsia" w:ascii="宋体" w:hAnsi="宋体" w:eastAsia="宋体" w:cs="宋体"/>
               <w:szCs w:val="24"/>
             </w:rPr>
-            <w:instrText xml:space="preserve"> HYPERLINK \l _Toc28054 </w:instrText>
+            <w:instrText xml:space="preserve"> HYPERLINK \l _Toc17756 </w:instrText>
           </w:r>
           <w:r>
             <w:rPr>
@@ -3083,7 +3091,7 @@
             <w:fldChar w:fldCharType="begin"/>
           </w:r>
           <w:r>
-            <w:instrText xml:space="preserve"> PAGEREF _Toc28054 \h </w:instrText>
+            <w:instrText xml:space="preserve"> PAGEREF _Toc17756 \h </w:instrText>
           </w:r>
           <w:r>
             <w:fldChar w:fldCharType="separate"/>
@@ -3121,7 +3129,7 @@
               <w:rFonts w:hint="eastAsia" w:ascii="宋体" w:hAnsi="宋体" w:eastAsia="宋体" w:cs="宋体"/>
               <w:szCs w:val="24"/>
             </w:rPr>
-            <w:instrText xml:space="preserve"> HYPERLINK \l _Toc703 </w:instrText>
+            <w:instrText xml:space="preserve"> HYPERLINK \l _Toc28160 </w:instrText>
           </w:r>
           <w:r>
             <w:rPr>
@@ -3151,7 +3159,7 @@
             <w:fldChar w:fldCharType="begin"/>
           </w:r>
           <w:r>
-            <w:instrText xml:space="preserve"> PAGEREF _Toc703 \h </w:instrText>
+            <w:instrText xml:space="preserve"> PAGEREF _Toc28160 \h </w:instrText>
           </w:r>
           <w:r>
             <w:fldChar w:fldCharType="separate"/>
@@ -3189,7 +3197,7 @@
               <w:rFonts w:hint="eastAsia" w:ascii="宋体" w:hAnsi="宋体" w:eastAsia="宋体" w:cs="宋体"/>
               <w:szCs w:val="24"/>
             </w:rPr>
-            <w:instrText xml:space="preserve"> HYPERLINK \l _Toc1916 </w:instrText>
+            <w:instrText xml:space="preserve"> HYPERLINK \l _Toc21225 </w:instrText>
           </w:r>
           <w:r>
             <w:rPr>
@@ -3219,7 +3227,7 @@
             <w:fldChar w:fldCharType="begin"/>
           </w:r>
           <w:r>
-            <w:instrText xml:space="preserve"> PAGEREF _Toc1916 \h </w:instrText>
+            <w:instrText xml:space="preserve"> PAGEREF _Toc21225 \h </w:instrText>
           </w:r>
           <w:r>
             <w:fldChar w:fldCharType="separate"/>
@@ -3257,7 +3265,7 @@
               <w:rFonts w:hint="eastAsia" w:ascii="宋体" w:hAnsi="宋体" w:eastAsia="宋体" w:cs="宋体"/>
               <w:szCs w:val="24"/>
             </w:rPr>
-            <w:instrText xml:space="preserve"> HYPERLINK \l _Toc2570 </w:instrText>
+            <w:instrText xml:space="preserve"> HYPERLINK \l _Toc4442 </w:instrText>
           </w:r>
           <w:r>
             <w:rPr>
@@ -3287,7 +3295,7 @@
             <w:fldChar w:fldCharType="begin"/>
           </w:r>
           <w:r>
-            <w:instrText xml:space="preserve"> PAGEREF _Toc2570 \h </w:instrText>
+            <w:instrText xml:space="preserve"> PAGEREF _Toc4442 \h </w:instrText>
           </w:r>
           <w:r>
             <w:fldChar w:fldCharType="separate"/>
@@ -3325,7 +3333,7 @@
               <w:rFonts w:hint="eastAsia" w:ascii="宋体" w:hAnsi="宋体" w:eastAsia="宋体" w:cs="宋体"/>
               <w:szCs w:val="24"/>
             </w:rPr>
-            <w:instrText xml:space="preserve"> HYPERLINK \l _Toc30653 </w:instrText>
+            <w:instrText xml:space="preserve"> HYPERLINK \l _Toc12660 </w:instrText>
           </w:r>
           <w:r>
             <w:rPr>
@@ -3355,7 +3363,7 @@
             <w:fldChar w:fldCharType="begin"/>
           </w:r>
           <w:r>
-            <w:instrText xml:space="preserve"> PAGEREF _Toc30653 \h </w:instrText>
+            <w:instrText xml:space="preserve"> PAGEREF _Toc12660 \h </w:instrText>
           </w:r>
           <w:r>
             <w:fldChar w:fldCharType="separate"/>
@@ -3393,7 +3401,7 @@
               <w:rFonts w:hint="eastAsia" w:ascii="宋体" w:hAnsi="宋体" w:eastAsia="宋体" w:cs="宋体"/>
               <w:szCs w:val="24"/>
             </w:rPr>
-            <w:instrText xml:space="preserve"> HYPERLINK \l _Toc6013 </w:instrText>
+            <w:instrText xml:space="preserve"> HYPERLINK \l _Toc5652 </w:instrText>
           </w:r>
           <w:r>
             <w:rPr>
@@ -3423,7 +3431,7 @@
             <w:fldChar w:fldCharType="begin"/>
           </w:r>
           <w:r>
-            <w:instrText xml:space="preserve"> PAGEREF _Toc6013 \h </w:instrText>
+            <w:instrText xml:space="preserve"> PAGEREF _Toc5652 \h </w:instrText>
           </w:r>
           <w:r>
             <w:fldChar w:fldCharType="separate"/>
@@ -3461,7 +3469,7 @@
               <w:rFonts w:hint="eastAsia" w:ascii="宋体" w:hAnsi="宋体" w:eastAsia="宋体" w:cs="宋体"/>
               <w:szCs w:val="24"/>
             </w:rPr>
-            <w:instrText xml:space="preserve"> HYPERLINK \l _Toc25317 </w:instrText>
+            <w:instrText xml:space="preserve"> HYPERLINK \l _Toc21471 </w:instrText>
           </w:r>
           <w:r>
             <w:rPr>
@@ -3491,7 +3499,7 @@
             <w:fldChar w:fldCharType="begin"/>
           </w:r>
           <w:r>
-            <w:instrText xml:space="preserve"> PAGEREF _Toc25317 \h </w:instrText>
+            <w:instrText xml:space="preserve"> PAGEREF _Toc21471 \h </w:instrText>
           </w:r>
           <w:r>
             <w:fldChar w:fldCharType="separate"/>
@@ -3607,7 +3615,7 @@
           <w:lang w:val="en-US" w:eastAsia="zh-CN"/>
         </w:rPr>
       </w:pPr>
-      <w:bookmarkStart w:id="2" w:name="_Toc32426"/>
+      <w:bookmarkStart w:id="2" w:name="_Toc8155"/>
       <w:r>
         <w:rPr>
           <w:rFonts w:hint="eastAsia"/>
@@ -3639,7 +3647,7 @@
           <w:lang w:val="en-US" w:eastAsia="zh-CN"/>
         </w:rPr>
       </w:pPr>
-      <w:bookmarkStart w:id="3" w:name="_Toc23277"/>
+      <w:bookmarkStart w:id="3" w:name="_Toc31648"/>
       <w:r>
         <w:rPr>
           <w:rFonts w:hint="eastAsia"/>
@@ -3706,7 +3714,7 @@
           <w:lang w:val="en-US" w:eastAsia="zh-CN"/>
         </w:rPr>
       </w:pPr>
-      <w:bookmarkStart w:id="4" w:name="_Toc23283"/>
+      <w:bookmarkStart w:id="4" w:name="_Toc20464"/>
       <w:r>
         <w:rPr>
           <w:rFonts w:hint="eastAsia"/>
@@ -3773,7 +3781,7 @@
           <w:lang w:val="en-US" w:eastAsia="zh-CN"/>
         </w:rPr>
       </w:pPr>
-      <w:bookmarkStart w:id="5" w:name="_Toc230"/>
+      <w:bookmarkStart w:id="5" w:name="_Toc12504"/>
       <w:r>
         <w:rPr>
           <w:rFonts w:hint="eastAsia"/>
@@ -3945,7 +3953,7 @@
           <w:lang w:val="en-US" w:eastAsia="zh-CN"/>
         </w:rPr>
       </w:pPr>
-      <w:bookmarkStart w:id="6" w:name="_Toc12206"/>
+      <w:bookmarkStart w:id="6" w:name="_Toc30343"/>
       <w:r>
         <w:rPr>
           <w:rFonts w:hint="eastAsia"/>
@@ -3977,7 +3985,7 @@
           <w:lang w:val="en-US" w:eastAsia="zh-CN"/>
         </w:rPr>
       </w:pPr>
-      <w:bookmarkStart w:id="7" w:name="_Toc18785"/>
+      <w:bookmarkStart w:id="7" w:name="_Toc9840"/>
       <w:r>
         <w:rPr>
           <w:rFonts w:hint="eastAsia"/>
@@ -4096,7 +4104,7 @@
           <w:lang w:val="en-US" w:eastAsia="zh-CN"/>
         </w:rPr>
       </w:pPr>
-      <w:bookmarkStart w:id="8" w:name="_Toc12884"/>
+      <w:bookmarkStart w:id="8" w:name="_Toc9542"/>
       <w:r>
         <w:rPr>
           <w:rFonts w:hint="eastAsia"/>
@@ -4342,7 +4350,7 @@
           <w:lang w:val="en-US" w:eastAsia="zh-CN"/>
         </w:rPr>
       </w:pPr>
-      <w:bookmarkStart w:id="9" w:name="_Toc7368"/>
+      <w:bookmarkStart w:id="9" w:name="_Toc2245"/>
       <w:r>
         <w:rPr>
           <w:rFonts w:hint="eastAsia"/>
@@ -4361,7 +4369,7 @@
           <w:lang w:val="en-US" w:eastAsia="zh-CN"/>
         </w:rPr>
       </w:pPr>
-      <w:bookmarkStart w:id="10" w:name="_Toc22322"/>
+      <w:bookmarkStart w:id="10" w:name="_Toc23347"/>
       <w:r>
         <w:rPr>
           <w:rFonts w:hint="eastAsia"/>
@@ -4520,7 +4528,7 @@
           <w:lang w:val="en-US" w:eastAsia="zh-CN"/>
         </w:rPr>
       </w:pPr>
-      <w:bookmarkStart w:id="11" w:name="_Toc15767"/>
+      <w:bookmarkStart w:id="11" w:name="_Toc22111"/>
       <w:r>
         <w:rPr>
           <w:rFonts w:hint="eastAsia"/>
@@ -4679,7 +4687,7 @@
           <w:lang w:val="en-US" w:eastAsia="zh-CN"/>
         </w:rPr>
       </w:pPr>
-      <w:bookmarkStart w:id="12" w:name="_Toc170"/>
+      <w:bookmarkStart w:id="12" w:name="_Toc4583"/>
       <w:r>
         <w:rPr>
           <w:rFonts w:hint="eastAsia"/>
@@ -4768,7 +4776,7 @@
           <w:lang w:val="en-US" w:eastAsia="zh-CN"/>
         </w:rPr>
       </w:pPr>
-      <w:bookmarkStart w:id="13" w:name="_Toc28438"/>
+      <w:bookmarkStart w:id="13" w:name="_Toc2775"/>
       <w:r>
         <w:rPr>
           <w:rFonts w:hint="eastAsia"/>
@@ -4787,7 +4795,7 @@
           <w:lang w:val="en-US" w:eastAsia="zh-CN"/>
         </w:rPr>
       </w:pPr>
-      <w:bookmarkStart w:id="14" w:name="_Toc28054"/>
+      <w:bookmarkStart w:id="14" w:name="_Toc17756"/>
       <w:r>
         <w:rPr>
           <w:rFonts w:hint="eastAsia"/>
@@ -4876,7 +4884,7 @@
           <w:lang w:val="en-US" w:eastAsia="zh-CN"/>
         </w:rPr>
       </w:pPr>
-      <w:bookmarkStart w:id="15" w:name="_Toc703"/>
+      <w:bookmarkStart w:id="15" w:name="_Toc28160"/>
       <w:r>
         <w:rPr>
           <w:rFonts w:hint="eastAsia"/>
@@ -5042,7 +5050,7 @@
           <w:lang w:val="en-US" w:eastAsia="zh-CN"/>
         </w:rPr>
       </w:pPr>
-      <w:bookmarkStart w:id="16" w:name="_Toc1916"/>
+      <w:bookmarkStart w:id="16" w:name="_Toc21225"/>
       <w:r>
         <w:rPr>
           <w:rFonts w:hint="eastAsia"/>
@@ -5078,7 +5086,7 @@
           <w:lang w:val="en-US" w:eastAsia="zh-CN"/>
         </w:rPr>
       </w:pPr>
-      <w:bookmarkStart w:id="17" w:name="_Toc2570"/>
+      <w:bookmarkStart w:id="17" w:name="_Toc4442"/>
       <w:r>
         <w:rPr>
           <w:rFonts w:hint="eastAsia"/>
@@ -5167,7 +5175,7 @@
           <w:lang w:val="en-US" w:eastAsia="zh-CN"/>
         </w:rPr>
       </w:pPr>
-      <w:bookmarkStart w:id="18" w:name="_Toc30653"/>
+      <w:bookmarkStart w:id="18" w:name="_Toc12660"/>
       <w:r>
         <w:rPr>
           <w:rFonts w:hint="eastAsia"/>
@@ -5326,7 +5334,7 @@
           <w:lang w:val="en-US" w:eastAsia="zh-CN"/>
         </w:rPr>
       </w:pPr>
-      <w:bookmarkStart w:id="19" w:name="_Toc6013"/>
+      <w:bookmarkStart w:id="19" w:name="_Toc5652"/>
       <w:r>
         <w:rPr>
           <w:rFonts w:hint="eastAsia"/>
@@ -5600,6 +5608,7 @@
             <w:insideH w:val="none" w:color="auto" w:sz="0" w:space="0"/>
             <w:insideV w:val="none" w:color="auto" w:sz="0" w:space="0"/>
           </w:tblBorders>
+          <w:shd w:val="clear" w:color="auto" w:fill="auto"/>
           <w:tblCellMar>
             <w:top w:w="0" w:type="dxa"/>
             <w:left w:w="108" w:type="dxa"/>
@@ -5732,24 +5741,7 @@
                 <w:u w:val="none"/>
                 <w:lang w:val="en-US" w:eastAsia="zh-CN" w:bidi="ar"/>
               </w:rPr>
-              <w:t>实际进</w:t>
-            </w:r>
-            <w:bookmarkStart w:id="21" w:name="_GoBack"/>
-            <w:bookmarkEnd w:id="21"/>
-            <w:r>
-              <w:rPr>
-                <w:rFonts w:hint="eastAsia" w:ascii="宋体" w:hAnsi="宋体" w:eastAsia="宋体" w:cs="宋体"/>
-                <w:i w:val="0"/>
-                <w:iCs w:val="0"/>
-                <w:snapToGrid w:val="0"/>
-                <w:color w:val="000000"/>
-                <w:kern w:val="0"/>
-                <w:sz w:val="21"/>
-                <w:szCs w:val="21"/>
-                <w:u w:val="none"/>
-                <w:lang w:val="en-US" w:eastAsia="zh-CN" w:bidi="ar"/>
-              </w:rPr>
-              <w:t>行技能评定的人数/应进行技能评定的人数*100%</w:t>
+              <w:t>实际进行技能评定的人数/应进行技能评定的人数*100%</w:t>
             </w:r>
           </w:p>
         </w:tc>
@@ -5806,7 +5798,7 @@
           <w:lang w:val="en-US" w:eastAsia="zh-CN"/>
         </w:rPr>
       </w:pPr>
-      <w:bookmarkStart w:id="20" w:name="_Toc25317"/>
+      <w:bookmarkStart w:id="20" w:name="_Toc21471"/>
       <w:r>
         <w:rPr>
           <w:rFonts w:hint="eastAsia"/>

--- a/5.人员管理/1.流程制度规范类文件/JXTX-05-05-人员技能评定管理制度.docx
+++ b/5.人员管理/1.流程制度规范类文件/JXTX-05-05-人员技能评定管理制度.docx
@@ -2085,8 +2085,6 @@
               <w:tab w:val="right" w:leader="dot" w:pos="8306"/>
             </w:tabs>
           </w:pPr>
-          <w:bookmarkStart w:id="21" w:name="_GoBack"/>
-          <w:bookmarkEnd w:id="21"/>
           <w:r>
             <w:rPr>
               <w:rFonts w:hint="eastAsia" w:ascii="宋体" w:hAnsi="宋体" w:eastAsia="宋体" w:cs="宋体"/>
@@ -3677,7 +3675,7 @@
         <w:bidi w:val="0"/>
         <w:adjustRightInd w:val="0"/>
         <w:snapToGrid w:val="0"/>
-        <w:ind w:leftChars="200"/>
+        <w:ind w:left="420" w:leftChars="200"/>
         <w:textAlignment w:val="baseline"/>
         <w:rPr>
           <w:rFonts w:hint="eastAsia"/>
@@ -3744,7 +3742,7 @@
         <w:bidi w:val="0"/>
         <w:adjustRightInd w:val="0"/>
         <w:snapToGrid w:val="0"/>
-        <w:ind w:leftChars="200"/>
+        <w:ind w:left="420" w:leftChars="200"/>
         <w:textAlignment w:val="baseline"/>
         <w:rPr>
           <w:rFonts w:hint="eastAsia"/>
@@ -3811,7 +3809,7 @@
         <w:bidi w:val="0"/>
         <w:adjustRightInd w:val="0"/>
         <w:snapToGrid w:val="0"/>
-        <w:ind w:leftChars="200"/>
+        <w:ind w:left="420" w:leftChars="200"/>
         <w:textAlignment w:val="baseline"/>
         <w:rPr>
           <w:rFonts w:hint="eastAsia"/>
@@ -3846,7 +3844,7 @@
         <w:bidi w:val="0"/>
         <w:adjustRightInd w:val="0"/>
         <w:snapToGrid w:val="0"/>
-        <w:ind w:leftChars="200"/>
+        <w:ind w:left="420" w:leftChars="200"/>
         <w:textAlignment w:val="baseline"/>
         <w:rPr>
           <w:rFonts w:hint="eastAsia"/>
@@ -3881,7 +3879,7 @@
         <w:bidi w:val="0"/>
         <w:adjustRightInd w:val="0"/>
         <w:snapToGrid w:val="0"/>
-        <w:ind w:leftChars="200"/>
+        <w:ind w:left="420" w:leftChars="200"/>
         <w:textAlignment w:val="baseline"/>
         <w:rPr>
           <w:rFonts w:hint="eastAsia"/>
@@ -3916,7 +3914,7 @@
         <w:bidi w:val="0"/>
         <w:adjustRightInd w:val="0"/>
         <w:snapToGrid w:val="0"/>
-        <w:ind w:leftChars="200"/>
+        <w:ind w:left="420" w:leftChars="200"/>
         <w:textAlignment w:val="baseline"/>
         <w:rPr>
           <w:rFonts w:hint="eastAsia"/>
@@ -4399,7 +4397,7 @@
         <w:bidi w:val="0"/>
         <w:adjustRightInd w:val="0"/>
         <w:snapToGrid w:val="0"/>
-        <w:ind w:leftChars="200"/>
+        <w:ind w:left="420" w:leftChars="200"/>
         <w:textAlignment w:val="baseline"/>
         <w:rPr>
           <w:rFonts w:hint="eastAsia"/>
@@ -4434,7 +4432,7 @@
         <w:bidi w:val="0"/>
         <w:adjustRightInd w:val="0"/>
         <w:snapToGrid w:val="0"/>
-        <w:ind w:leftChars="200"/>
+        <w:ind w:left="420" w:leftChars="200"/>
         <w:textAlignment w:val="baseline"/>
         <w:rPr>
           <w:rFonts w:hint="eastAsia"/>
@@ -4469,7 +4467,7 @@
         <w:bidi w:val="0"/>
         <w:adjustRightInd w:val="0"/>
         <w:snapToGrid w:val="0"/>
-        <w:ind w:leftChars="200"/>
+        <w:ind w:left="420" w:leftChars="200"/>
         <w:textAlignment w:val="baseline"/>
         <w:rPr>
           <w:rFonts w:hint="eastAsia"/>
@@ -4504,7 +4502,7 @@
         <w:bidi w:val="0"/>
         <w:adjustRightInd w:val="0"/>
         <w:snapToGrid w:val="0"/>
-        <w:ind w:leftChars="200"/>
+        <w:ind w:left="420" w:leftChars="200"/>
         <w:textAlignment w:val="baseline"/>
         <w:rPr>
           <w:rFonts w:hint="eastAsia"/>
@@ -4558,7 +4556,7 @@
         <w:bidi w:val="0"/>
         <w:adjustRightInd w:val="0"/>
         <w:snapToGrid w:val="0"/>
-        <w:ind w:leftChars="200"/>
+        <w:ind w:left="420" w:leftChars="200"/>
         <w:textAlignment w:val="baseline"/>
         <w:rPr>
           <w:rFonts w:hint="eastAsia"/>
@@ -4593,7 +4591,7 @@
         <w:bidi w:val="0"/>
         <w:adjustRightInd w:val="0"/>
         <w:snapToGrid w:val="0"/>
-        <w:ind w:leftChars="200"/>
+        <w:ind w:left="420" w:leftChars="200"/>
         <w:textAlignment w:val="baseline"/>
         <w:rPr>
           <w:rFonts w:hint="eastAsia"/>
@@ -4628,7 +4626,7 @@
         <w:bidi w:val="0"/>
         <w:adjustRightInd w:val="0"/>
         <w:snapToGrid w:val="0"/>
-        <w:ind w:leftChars="200"/>
+        <w:ind w:left="420" w:leftChars="200"/>
         <w:textAlignment w:val="baseline"/>
         <w:rPr>
           <w:rFonts w:hint="eastAsia"/>
@@ -4663,7 +4661,7 @@
         <w:bidi w:val="0"/>
         <w:adjustRightInd w:val="0"/>
         <w:snapToGrid w:val="0"/>
-        <w:ind w:leftChars="200"/>
+        <w:ind w:left="420" w:leftChars="200"/>
         <w:textAlignment w:val="baseline"/>
         <w:rPr>
           <w:rFonts w:hint="eastAsia"/>
@@ -4717,7 +4715,7 @@
         <w:bidi w:val="0"/>
         <w:adjustRightInd w:val="0"/>
         <w:snapToGrid w:val="0"/>
-        <w:ind w:leftChars="200"/>
+        <w:ind w:left="420" w:leftChars="200"/>
         <w:textAlignment w:val="baseline"/>
         <w:rPr>
           <w:rFonts w:hint="eastAsia"/>
@@ -4752,7 +4750,7 @@
         <w:bidi w:val="0"/>
         <w:adjustRightInd w:val="0"/>
         <w:snapToGrid w:val="0"/>
-        <w:ind w:leftChars="200"/>
+        <w:ind w:left="420" w:leftChars="200"/>
         <w:textAlignment w:val="baseline"/>
         <w:rPr>
           <w:rFonts w:hint="eastAsia"/>
@@ -4825,7 +4823,7 @@
         <w:bidi w:val="0"/>
         <w:adjustRightInd w:val="0"/>
         <w:snapToGrid w:val="0"/>
-        <w:ind w:leftChars="200"/>
+        <w:ind w:left="420" w:leftChars="200"/>
         <w:textAlignment w:val="baseline"/>
         <w:rPr>
           <w:rFonts w:hint="eastAsia"/>
@@ -4860,7 +4858,7 @@
         <w:bidi w:val="0"/>
         <w:adjustRightInd w:val="0"/>
         <w:snapToGrid w:val="0"/>
-        <w:ind w:leftChars="200"/>
+        <w:ind w:left="420" w:leftChars="200"/>
         <w:textAlignment w:val="baseline"/>
         <w:rPr>
           <w:rFonts w:hint="eastAsia"/>
@@ -5056,7 +5054,7 @@
           <w:rFonts w:hint="eastAsia"/>
           <w:lang w:val="en-US" w:eastAsia="zh-CN"/>
         </w:rPr>
-        <w:t>评价内容与标准（概述）</w:t>
+        <w:t>评价内容与标准</w:t>
       </w:r>
       <w:bookmarkEnd w:id="16"/>
     </w:p>
@@ -5099,30 +5097,13 @@
     <w:p>
       <w:pPr>
         <w:pStyle w:val="29"/>
-        <w:keepNext w:val="0"/>
-        <w:keepLines w:val="0"/>
-        <w:pageBreakBefore w:val="0"/>
-        <w:widowControl w:val="0"/>
-        <w:numPr>
-          <w:ilvl w:val="0"/>
-          <w:numId w:val="0"/>
-        </w:numPr>
-        <w:kinsoku w:val="0"/>
-        <w:wordWrap/>
-        <w:overflowPunct/>
-        <w:topLinePunct w:val="0"/>
-        <w:autoSpaceDE w:val="0"/>
-        <w:autoSpaceDN w:val="0"/>
         <w:bidi w:val="0"/>
-        <w:adjustRightInd w:val="0"/>
-        <w:snapToGrid w:val="0"/>
-        <w:ind w:leftChars="200"/>
-        <w:textAlignment w:val="baseline"/>
-        <w:rPr>
-          <w:rFonts w:hint="eastAsia"/>
-          <w:lang w:val="en-US" w:eastAsia="zh-CN"/>
-        </w:rPr>
-      </w:pPr>
+        <w:rPr>
+          <w:rFonts w:hint="eastAsia"/>
+          <w:lang w:val="en-US" w:eastAsia="zh-CN"/>
+        </w:rPr>
+      </w:pPr>
+      <w:bookmarkStart w:id="21" w:name="_GoBack"/>
       <w:r>
         <w:rPr>
           <w:rFonts w:hint="eastAsia"/>
@@ -5134,25 +5115,7 @@
     <w:p>
       <w:pPr>
         <w:pStyle w:val="29"/>
-        <w:keepNext w:val="0"/>
-        <w:keepLines w:val="0"/>
-        <w:pageBreakBefore w:val="0"/>
-        <w:widowControl w:val="0"/>
-        <w:numPr>
-          <w:ilvl w:val="0"/>
-          <w:numId w:val="0"/>
-        </w:numPr>
-        <w:kinsoku w:val="0"/>
-        <w:wordWrap/>
-        <w:overflowPunct/>
-        <w:topLinePunct w:val="0"/>
-        <w:autoSpaceDE w:val="0"/>
-        <w:autoSpaceDN w:val="0"/>
         <w:bidi w:val="0"/>
-        <w:adjustRightInd w:val="0"/>
-        <w:snapToGrid w:val="0"/>
-        <w:ind w:leftChars="200"/>
-        <w:textAlignment w:val="baseline"/>
         <w:rPr>
           <w:rFonts w:hint="eastAsia"/>
           <w:lang w:val="en-US" w:eastAsia="zh-CN"/>
@@ -5166,6 +5129,7 @@
         <w:t>历史贡献（80%）：重点考察过往两年内的绩效考核结果、参与重点项目中的角色与成果、技术创新、专利、荣誉获奖等。</w:t>
       </w:r>
     </w:p>
+    <w:bookmarkEnd w:id="21"/>
     <w:p>
       <w:pPr>
         <w:pStyle w:val="30"/>
@@ -5188,142 +5152,104 @@
     <w:p>
       <w:pPr>
         <w:pStyle w:val="29"/>
-        <w:keepNext w:val="0"/>
-        <w:keepLines w:val="0"/>
-        <w:pageBreakBefore w:val="0"/>
-        <w:widowControl w:val="0"/>
-        <w:numPr>
-          <w:ilvl w:val="0"/>
-          <w:numId w:val="0"/>
-        </w:numPr>
-        <w:kinsoku w:val="0"/>
-        <w:wordWrap/>
-        <w:overflowPunct/>
-        <w:topLinePunct w:val="0"/>
-        <w:autoSpaceDE w:val="0"/>
-        <w:autoSpaceDN w:val="0"/>
         <w:bidi w:val="0"/>
-        <w:adjustRightInd w:val="0"/>
-        <w:snapToGrid w:val="0"/>
-        <w:ind w:leftChars="200"/>
-        <w:textAlignment w:val="baseline"/>
-        <w:rPr>
-          <w:rFonts w:hint="eastAsia"/>
-          <w:lang w:val="en-US" w:eastAsia="zh-CN"/>
-        </w:rPr>
-      </w:pPr>
-      <w:r>
-        <w:rPr>
-          <w:rFonts w:hint="eastAsia"/>
-          <w:lang w:val="en-US" w:eastAsia="zh-CN"/>
-        </w:rPr>
-        <w:t>专业能力（40%）：对本职专业领域知识、技能、流程、工具的掌握深度与广度，以及解决复杂技术问题的能力。</w:t>
+        <w:rPr>
+          <w:rFonts w:hint="default"/>
+          <w:lang w:val="en-US" w:eastAsia="zh-CN"/>
+        </w:rPr>
+      </w:pPr>
+      <w:r>
+        <w:rPr>
+          <w:rFonts w:hint="default"/>
+          <w:lang w:val="en-US" w:eastAsia="zh-CN"/>
+        </w:rPr>
+        <w:t>专业能力（权重</w:t>
+      </w:r>
+      <w:r>
+        <w:rPr>
+          <w:rFonts w:hint="eastAsia"/>
+          <w:lang w:val="en-US" w:eastAsia="zh-CN"/>
+        </w:rPr>
+        <w:t>4</w:t>
+      </w:r>
+      <w:r>
+        <w:rPr>
+          <w:rFonts w:hint="default"/>
+          <w:lang w:val="en-US" w:eastAsia="zh-CN"/>
+        </w:rPr>
+        <w:t>0%）：知识体系的深度与广度，解决复杂、不确定性问题的逻辑与方法论。</w:t>
       </w:r>
     </w:p>
     <w:p>
       <w:pPr>
         <w:pStyle w:val="29"/>
-        <w:keepNext w:val="0"/>
-        <w:keepLines w:val="0"/>
-        <w:pageBreakBefore w:val="0"/>
-        <w:widowControl w:val="0"/>
-        <w:numPr>
-          <w:ilvl w:val="0"/>
-          <w:numId w:val="0"/>
-        </w:numPr>
-        <w:kinsoku w:val="0"/>
-        <w:wordWrap/>
-        <w:overflowPunct/>
-        <w:topLinePunct w:val="0"/>
-        <w:autoSpaceDE w:val="0"/>
-        <w:autoSpaceDN w:val="0"/>
         <w:bidi w:val="0"/>
-        <w:adjustRightInd w:val="0"/>
-        <w:snapToGrid w:val="0"/>
-        <w:ind w:leftChars="200"/>
-        <w:textAlignment w:val="baseline"/>
-        <w:rPr>
-          <w:rFonts w:hint="eastAsia"/>
-          <w:lang w:val="en-US" w:eastAsia="zh-CN"/>
-        </w:rPr>
-      </w:pPr>
-      <w:r>
-        <w:rPr>
-          <w:rFonts w:hint="eastAsia"/>
-          <w:lang w:val="en-US" w:eastAsia="zh-CN"/>
-        </w:rPr>
-        <w:t>计划执行能力（20%）：目标分解、计划制定、资源协调与任务达成的能力。</w:t>
+        <w:rPr>
+          <w:rFonts w:hint="default"/>
+          <w:lang w:val="en-US" w:eastAsia="zh-CN"/>
+        </w:rPr>
+      </w:pPr>
+      <w:r>
+        <w:rPr>
+          <w:rFonts w:hint="default"/>
+          <w:lang w:val="en-US" w:eastAsia="zh-CN"/>
+        </w:rPr>
+        <w:t>计划执行与创新能力（权重</w:t>
+      </w:r>
+      <w:r>
+        <w:rPr>
+          <w:rFonts w:hint="eastAsia"/>
+          <w:lang w:val="en-US" w:eastAsia="zh-CN"/>
+        </w:rPr>
+        <w:t>4</w:t>
+      </w:r>
+      <w:r>
+        <w:rPr>
+          <w:rFonts w:hint="default"/>
+          <w:lang w:val="en-US" w:eastAsia="zh-CN"/>
+        </w:rPr>
+        <w:t>0%）：目标拆解、资源协调、风险管控的能力；在工作中进行优化改进、技术创新的具体案例与价值。</w:t>
       </w:r>
     </w:p>
     <w:p>
       <w:pPr>
         <w:pStyle w:val="29"/>
-        <w:keepNext w:val="0"/>
-        <w:keepLines w:val="0"/>
-        <w:pageBreakBefore w:val="0"/>
-        <w:widowControl w:val="0"/>
-        <w:numPr>
-          <w:ilvl w:val="0"/>
-          <w:numId w:val="0"/>
-        </w:numPr>
-        <w:kinsoku w:val="0"/>
-        <w:wordWrap/>
-        <w:overflowPunct/>
-        <w:topLinePunct w:val="0"/>
-        <w:autoSpaceDE w:val="0"/>
-        <w:autoSpaceDN w:val="0"/>
         <w:bidi w:val="0"/>
-        <w:adjustRightInd w:val="0"/>
-        <w:snapToGrid w:val="0"/>
-        <w:ind w:leftChars="200"/>
-        <w:textAlignment w:val="baseline"/>
-        <w:rPr>
-          <w:rFonts w:hint="eastAsia"/>
-          <w:lang w:val="en-US" w:eastAsia="zh-CN"/>
-        </w:rPr>
-      </w:pPr>
-      <w:r>
-        <w:rPr>
-          <w:rFonts w:hint="eastAsia"/>
-          <w:lang w:val="en-US" w:eastAsia="zh-CN"/>
-        </w:rPr>
-        <w:t>创新能力（20%）：在工作中引入新方法、新思路，优化流程或技术，创造新价值的能力。</w:t>
+        <w:rPr>
+          <w:rFonts w:hint="default"/>
+          <w:lang w:val="en-US" w:eastAsia="zh-CN"/>
+        </w:rPr>
+      </w:pPr>
+      <w:r>
+        <w:rPr>
+          <w:rFonts w:hint="default"/>
+          <w:lang w:val="en-US" w:eastAsia="zh-CN"/>
+        </w:rPr>
+        <w:t>团队协作与职业素养（权重</w:t>
+      </w:r>
+      <w:r>
+        <w:rPr>
+          <w:rFonts w:hint="eastAsia"/>
+          <w:lang w:val="en-US" w:eastAsia="zh-CN"/>
+        </w:rPr>
+        <w:t>2</w:t>
+      </w:r>
+      <w:r>
+        <w:rPr>
+          <w:rFonts w:hint="default"/>
+          <w:lang w:val="en-US" w:eastAsia="zh-CN"/>
+        </w:rPr>
+        <w:t>0%）：沟通协作、知识分享、客户服务意识及文化认同。</w:t>
       </w:r>
     </w:p>
     <w:p>
       <w:pPr>
         <w:pStyle w:val="29"/>
-        <w:keepNext w:val="0"/>
-        <w:keepLines w:val="0"/>
-        <w:pageBreakBefore w:val="0"/>
-        <w:widowControl w:val="0"/>
-        <w:numPr>
-          <w:ilvl w:val="0"/>
-          <w:numId w:val="0"/>
-        </w:numPr>
-        <w:kinsoku w:val="0"/>
-        <w:wordWrap/>
-        <w:overflowPunct/>
-        <w:topLinePunct w:val="0"/>
-        <w:autoSpaceDE w:val="0"/>
-        <w:autoSpaceDN w:val="0"/>
-        <w:bidi w:val="0"/>
-        <w:adjustRightInd w:val="0"/>
-        <w:snapToGrid w:val="0"/>
-        <w:ind w:leftChars="200"/>
-        <w:textAlignment w:val="baseline"/>
-        <w:rPr>
-          <w:rFonts w:hint="eastAsia"/>
-          <w:lang w:val="en-US" w:eastAsia="zh-CN"/>
-        </w:rPr>
-      </w:pPr>
-      <w:r>
-        <w:rPr>
-          <w:rFonts w:hint="eastAsia"/>
-          <w:lang w:val="en-US" w:eastAsia="zh-CN"/>
-        </w:rPr>
-        <w:t>团队协作与敬业精神（20%）：在团队中的合作意识、沟通能力、奉献精神及职业操守。</w:t>
-      </w:r>
+        <w:rPr>
+          <w:rFonts w:hint="eastAsia"/>
+          <w:lang w:val="en-US" w:eastAsia="zh-CN"/>
+        </w:rPr>
+      </w:pPr>
     </w:p>
     <w:p>
       <w:pPr>
@@ -5382,7 +5308,6 @@
             <w:insideH w:val="none" w:color="auto" w:sz="0" w:space="0"/>
             <w:insideV w:val="none" w:color="auto" w:sz="0" w:space="0"/>
           </w:tblBorders>
-          <w:shd w:val="clear" w:color="auto" w:fill="auto"/>
           <w:tblCellMar>
             <w:top w:w="0" w:type="dxa"/>
             <w:left w:w="108" w:type="dxa"/>
@@ -5438,7 +5363,7 @@
                 <w:sz w:val="22"/>
                 <w:szCs w:val="22"/>
                 <w:u w:val="none"/>
-                <w:lang w:val="en-US" w:eastAsia="zh-CN" w:bidi="ar"/>
+                <w:lang w:val="en-US" w:eastAsia="zh-CN"/>
               </w:rPr>
               <w:t>KPI</w:t>
             </w:r>
@@ -5489,7 +5414,7 @@
                 <w:sz w:val="22"/>
                 <w:szCs w:val="22"/>
                 <w:u w:val="none"/>
-                <w:lang w:val="en-US" w:eastAsia="zh-CN" w:bidi="ar"/>
+                <w:lang w:val="en-US" w:eastAsia="zh-CN"/>
               </w:rPr>
               <w:t>目标值</w:t>
             </w:r>
@@ -5540,7 +5465,7 @@
                 <w:sz w:val="22"/>
                 <w:szCs w:val="22"/>
                 <w:u w:val="none"/>
-                <w:lang w:val="en-US" w:eastAsia="zh-CN" w:bidi="ar"/>
+                <w:lang w:val="en-US" w:eastAsia="zh-CN"/>
               </w:rPr>
               <w:t>计算公式/方法</w:t>
             </w:r>
@@ -5591,7 +5516,7 @@
                 <w:sz w:val="22"/>
                 <w:szCs w:val="22"/>
                 <w:u w:val="none"/>
-                <w:lang w:val="en-US" w:eastAsia="zh-CN" w:bidi="ar"/>
+                <w:lang w:val="en-US" w:eastAsia="zh-CN"/>
               </w:rPr>
               <w:t>频度</w:t>
             </w:r>
@@ -5608,7 +5533,6 @@
             <w:insideH w:val="none" w:color="auto" w:sz="0" w:space="0"/>
             <w:insideV w:val="none" w:color="auto" w:sz="0" w:space="0"/>
           </w:tblBorders>
-          <w:shd w:val="clear" w:color="auto" w:fill="auto"/>
           <w:tblCellMar>
             <w:top w:w="0" w:type="dxa"/>
             <w:left w:w="108" w:type="dxa"/>
@@ -5655,7 +5579,7 @@
                 <w:sz w:val="21"/>
                 <w:szCs w:val="21"/>
                 <w:u w:val="none"/>
-                <w:lang w:val="en-US" w:eastAsia="zh-CN" w:bidi="ar"/>
+                <w:lang w:val="en-US" w:eastAsia="zh-CN"/>
               </w:rPr>
               <w:t>技能评定覆盖率</w:t>
             </w:r>
@@ -5697,7 +5621,7 @@
                 <w:sz w:val="21"/>
                 <w:szCs w:val="21"/>
                 <w:u w:val="none"/>
-                <w:lang w:val="en-US" w:eastAsia="zh-CN" w:bidi="ar"/>
+                <w:lang w:val="en-US" w:eastAsia="zh-CN"/>
               </w:rPr>
               <w:t>≥80%</w:t>
             </w:r>
@@ -5739,7 +5663,7 @@
                 <w:sz w:val="21"/>
                 <w:szCs w:val="21"/>
                 <w:u w:val="none"/>
-                <w:lang w:val="en-US" w:eastAsia="zh-CN" w:bidi="ar"/>
+                <w:lang w:val="en-US" w:eastAsia="zh-CN"/>
               </w:rPr>
               <w:t>实际进行技能评定的人数/应进行技能评定的人数*100%</w:t>
             </w:r>
@@ -5781,7 +5705,7 @@
                 <w:sz w:val="21"/>
                 <w:szCs w:val="21"/>
                 <w:u w:val="none"/>
-                <w:lang w:val="en-US" w:eastAsia="zh-CN" w:bidi="ar"/>
+                <w:lang w:val="en-US" w:eastAsia="zh-CN"/>
               </w:rPr>
               <w:t>年度</w:t>
             </w:r>

--- a/5.人员管理/1.流程制度规范类文件/JXTX-05-05-人员技能评定管理制度.docx
+++ b/5.人员管理/1.流程制度规范类文件/JXTX-05-05-人员技能评定管理制度.docx
@@ -21,7 +21,7 @@
         <w:spacing w:before="3120" w:beforeLines="1000"/>
         <w:textAlignment w:val="baseline"/>
       </w:pPr>
-      <w:bookmarkStart w:id="0" w:name="_Toc7684"/>
+      <w:bookmarkStart w:id="0" w:name="_Toc7259"/>
       <w:r>
         <w:drawing>
           <wp:anchor distT="0" distB="0" distL="114300" distR="114300" simplePos="0" relativeHeight="251661312" behindDoc="1" locked="0" layoutInCell="1" allowOverlap="1">
@@ -210,7 +210,7 @@
           <w:lang w:val="en-US" w:eastAsia="zh-CN"/>
         </w:rPr>
       </w:pPr>
-      <w:bookmarkStart w:id="1" w:name="_Toc14882"/>
+      <w:bookmarkStart w:id="1" w:name="_Toc2199"/>
       <w:r>
         <w:rPr>
           <w:rFonts w:hint="eastAsia"/>
@@ -2085,6 +2085,8 @@
               <w:tab w:val="right" w:leader="dot" w:pos="8306"/>
             </w:tabs>
           </w:pPr>
+          <w:bookmarkStart w:id="21" w:name="_GoBack"/>
+          <w:bookmarkEnd w:id="21"/>
           <w:r>
             <w:rPr>
               <w:rFonts w:hint="eastAsia" w:ascii="宋体" w:hAnsi="宋体" w:eastAsia="宋体" w:cs="宋体"/>
@@ -2121,7 +2123,7 @@
               <w:rFonts w:hint="eastAsia" w:ascii="宋体" w:hAnsi="宋体" w:eastAsia="宋体" w:cs="宋体"/>
               <w:szCs w:val="24"/>
             </w:rPr>
-            <w:instrText xml:space="preserve"> HYPERLINK \l _Toc7684 </w:instrText>
+            <w:instrText xml:space="preserve"> HYPERLINK \l _Toc7259 </w:instrText>
           </w:r>
           <w:r>
             <w:rPr>
@@ -2144,7 +2146,7 @@
             <w:fldChar w:fldCharType="begin"/>
           </w:r>
           <w:r>
-            <w:instrText xml:space="preserve"> PAGEREF _Toc7684 \h </w:instrText>
+            <w:instrText xml:space="preserve"> PAGEREF _Toc7259 \h </w:instrText>
           </w:r>
           <w:r>
             <w:fldChar w:fldCharType="separate"/>
@@ -2182,7 +2184,7 @@
               <w:rFonts w:hint="eastAsia" w:ascii="宋体" w:hAnsi="宋体" w:eastAsia="宋体" w:cs="宋体"/>
               <w:szCs w:val="24"/>
             </w:rPr>
-            <w:instrText xml:space="preserve"> HYPERLINK \l _Toc14882 </w:instrText>
+            <w:instrText xml:space="preserve"> HYPERLINK \l _Toc2199 </w:instrText>
           </w:r>
           <w:r>
             <w:rPr>
@@ -2205,7 +2207,7 @@
             <w:fldChar w:fldCharType="begin"/>
           </w:r>
           <w:r>
-            <w:instrText xml:space="preserve"> PAGEREF _Toc14882 \h </w:instrText>
+            <w:instrText xml:space="preserve"> PAGEREF _Toc2199 \h </w:instrText>
           </w:r>
           <w:r>
             <w:fldChar w:fldCharType="separate"/>
@@ -2243,7 +2245,7 @@
               <w:rFonts w:hint="eastAsia" w:ascii="宋体" w:hAnsi="宋体" w:eastAsia="宋体" w:cs="宋体"/>
               <w:szCs w:val="24"/>
             </w:rPr>
-            <w:instrText xml:space="preserve"> HYPERLINK \l _Toc8155 </w:instrText>
+            <w:instrText xml:space="preserve"> HYPERLINK \l _Toc14413 </w:instrText>
           </w:r>
           <w:r>
             <w:rPr>
@@ -2273,7 +2275,7 @@
             <w:fldChar w:fldCharType="begin"/>
           </w:r>
           <w:r>
-            <w:instrText xml:space="preserve"> PAGEREF _Toc8155 \h </w:instrText>
+            <w:instrText xml:space="preserve"> PAGEREF _Toc14413 \h </w:instrText>
           </w:r>
           <w:r>
             <w:fldChar w:fldCharType="separate"/>
@@ -2311,7 +2313,7 @@
               <w:rFonts w:hint="eastAsia" w:ascii="宋体" w:hAnsi="宋体" w:eastAsia="宋体" w:cs="宋体"/>
               <w:szCs w:val="24"/>
             </w:rPr>
-            <w:instrText xml:space="preserve"> HYPERLINK \l _Toc31648 </w:instrText>
+            <w:instrText xml:space="preserve"> HYPERLINK \l _Toc1568 </w:instrText>
           </w:r>
           <w:r>
             <w:rPr>
@@ -2341,7 +2343,7 @@
             <w:fldChar w:fldCharType="begin"/>
           </w:r>
           <w:r>
-            <w:instrText xml:space="preserve"> PAGEREF _Toc31648 \h </w:instrText>
+            <w:instrText xml:space="preserve"> PAGEREF _Toc1568 \h </w:instrText>
           </w:r>
           <w:r>
             <w:fldChar w:fldCharType="separate"/>
@@ -2379,7 +2381,7 @@
               <w:rFonts w:hint="eastAsia" w:ascii="宋体" w:hAnsi="宋体" w:eastAsia="宋体" w:cs="宋体"/>
               <w:szCs w:val="24"/>
             </w:rPr>
-            <w:instrText xml:space="preserve"> HYPERLINK \l _Toc20464 </w:instrText>
+            <w:instrText xml:space="preserve"> HYPERLINK \l _Toc5942 </w:instrText>
           </w:r>
           <w:r>
             <w:rPr>
@@ -2409,7 +2411,7 @@
             <w:fldChar w:fldCharType="begin"/>
           </w:r>
           <w:r>
-            <w:instrText xml:space="preserve"> PAGEREF _Toc20464 \h </w:instrText>
+            <w:instrText xml:space="preserve"> PAGEREF _Toc5942 \h </w:instrText>
           </w:r>
           <w:r>
             <w:fldChar w:fldCharType="separate"/>
@@ -2447,7 +2449,7 @@
               <w:rFonts w:hint="eastAsia" w:ascii="宋体" w:hAnsi="宋体" w:eastAsia="宋体" w:cs="宋体"/>
               <w:szCs w:val="24"/>
             </w:rPr>
-            <w:instrText xml:space="preserve"> HYPERLINK \l _Toc12504 </w:instrText>
+            <w:instrText xml:space="preserve"> HYPERLINK \l _Toc32759 </w:instrText>
           </w:r>
           <w:r>
             <w:rPr>
@@ -2477,7 +2479,7 @@
             <w:fldChar w:fldCharType="begin"/>
           </w:r>
           <w:r>
-            <w:instrText xml:space="preserve"> PAGEREF _Toc12504 \h </w:instrText>
+            <w:instrText xml:space="preserve"> PAGEREF _Toc32759 \h </w:instrText>
           </w:r>
           <w:r>
             <w:fldChar w:fldCharType="separate"/>
@@ -2515,7 +2517,7 @@
               <w:rFonts w:hint="eastAsia" w:ascii="宋体" w:hAnsi="宋体" w:eastAsia="宋体" w:cs="宋体"/>
               <w:szCs w:val="24"/>
             </w:rPr>
-            <w:instrText xml:space="preserve"> HYPERLINK \l _Toc30343 </w:instrText>
+            <w:instrText xml:space="preserve"> HYPERLINK \l _Toc3740 </w:instrText>
           </w:r>
           <w:r>
             <w:rPr>
@@ -2545,7 +2547,7 @@
             <w:fldChar w:fldCharType="begin"/>
           </w:r>
           <w:r>
-            <w:instrText xml:space="preserve"> PAGEREF _Toc30343 \h </w:instrText>
+            <w:instrText xml:space="preserve"> PAGEREF _Toc3740 \h </w:instrText>
           </w:r>
           <w:r>
             <w:fldChar w:fldCharType="separate"/>
@@ -2583,7 +2585,7 @@
               <w:rFonts w:hint="eastAsia" w:ascii="宋体" w:hAnsi="宋体" w:eastAsia="宋体" w:cs="宋体"/>
               <w:szCs w:val="24"/>
             </w:rPr>
-            <w:instrText xml:space="preserve"> HYPERLINK \l _Toc9840 </w:instrText>
+            <w:instrText xml:space="preserve"> HYPERLINK \l _Toc28963 </w:instrText>
           </w:r>
           <w:r>
             <w:rPr>
@@ -2613,7 +2615,7 @@
             <w:fldChar w:fldCharType="begin"/>
           </w:r>
           <w:r>
-            <w:instrText xml:space="preserve"> PAGEREF _Toc9840 \h </w:instrText>
+            <w:instrText xml:space="preserve"> PAGEREF _Toc28963 \h </w:instrText>
           </w:r>
           <w:r>
             <w:fldChar w:fldCharType="separate"/>
@@ -2651,7 +2653,7 @@
               <w:rFonts w:hint="eastAsia" w:ascii="宋体" w:hAnsi="宋体" w:eastAsia="宋体" w:cs="宋体"/>
               <w:szCs w:val="24"/>
             </w:rPr>
-            <w:instrText xml:space="preserve"> HYPERLINK \l _Toc9542 </w:instrText>
+            <w:instrText xml:space="preserve"> HYPERLINK \l _Toc8858 </w:instrText>
           </w:r>
           <w:r>
             <w:rPr>
@@ -2681,7 +2683,7 @@
             <w:fldChar w:fldCharType="begin"/>
           </w:r>
           <w:r>
-            <w:instrText xml:space="preserve"> PAGEREF _Toc9542 \h </w:instrText>
+            <w:instrText xml:space="preserve"> PAGEREF _Toc8858 \h </w:instrText>
           </w:r>
           <w:r>
             <w:fldChar w:fldCharType="separate"/>
@@ -2719,7 +2721,7 @@
               <w:rFonts w:hint="eastAsia" w:ascii="宋体" w:hAnsi="宋体" w:eastAsia="宋体" w:cs="宋体"/>
               <w:szCs w:val="24"/>
             </w:rPr>
-            <w:instrText xml:space="preserve"> HYPERLINK \l _Toc2245 </w:instrText>
+            <w:instrText xml:space="preserve"> HYPERLINK \l _Toc13757 </w:instrText>
           </w:r>
           <w:r>
             <w:rPr>
@@ -2749,7 +2751,7 @@
             <w:fldChar w:fldCharType="begin"/>
           </w:r>
           <w:r>
-            <w:instrText xml:space="preserve"> PAGEREF _Toc2245 \h </w:instrText>
+            <w:instrText xml:space="preserve"> PAGEREF _Toc13757 \h </w:instrText>
           </w:r>
           <w:r>
             <w:fldChar w:fldCharType="separate"/>
@@ -2787,7 +2789,7 @@
               <w:rFonts w:hint="eastAsia" w:ascii="宋体" w:hAnsi="宋体" w:eastAsia="宋体" w:cs="宋体"/>
               <w:szCs w:val="24"/>
             </w:rPr>
-            <w:instrText xml:space="preserve"> HYPERLINK \l _Toc23347 </w:instrText>
+            <w:instrText xml:space="preserve"> HYPERLINK \l _Toc11689 </w:instrText>
           </w:r>
           <w:r>
             <w:rPr>
@@ -2817,7 +2819,7 @@
             <w:fldChar w:fldCharType="begin"/>
           </w:r>
           <w:r>
-            <w:instrText xml:space="preserve"> PAGEREF _Toc23347 \h </w:instrText>
+            <w:instrText xml:space="preserve"> PAGEREF _Toc11689 \h </w:instrText>
           </w:r>
           <w:r>
             <w:fldChar w:fldCharType="separate"/>
@@ -2855,7 +2857,7 @@
               <w:rFonts w:hint="eastAsia" w:ascii="宋体" w:hAnsi="宋体" w:eastAsia="宋体" w:cs="宋体"/>
               <w:szCs w:val="24"/>
             </w:rPr>
-            <w:instrText xml:space="preserve"> HYPERLINK \l _Toc22111 </w:instrText>
+            <w:instrText xml:space="preserve"> HYPERLINK \l _Toc31257 </w:instrText>
           </w:r>
           <w:r>
             <w:rPr>
@@ -2885,7 +2887,7 @@
             <w:fldChar w:fldCharType="begin"/>
           </w:r>
           <w:r>
-            <w:instrText xml:space="preserve"> PAGEREF _Toc22111 \h </w:instrText>
+            <w:instrText xml:space="preserve"> PAGEREF _Toc31257 \h </w:instrText>
           </w:r>
           <w:r>
             <w:fldChar w:fldCharType="separate"/>
@@ -2923,7 +2925,7 @@
               <w:rFonts w:hint="eastAsia" w:ascii="宋体" w:hAnsi="宋体" w:eastAsia="宋体" w:cs="宋体"/>
               <w:szCs w:val="24"/>
             </w:rPr>
-            <w:instrText xml:space="preserve"> HYPERLINK \l _Toc4583 </w:instrText>
+            <w:instrText xml:space="preserve"> HYPERLINK \l _Toc24481 </w:instrText>
           </w:r>
           <w:r>
             <w:rPr>
@@ -2953,7 +2955,7 @@
             <w:fldChar w:fldCharType="begin"/>
           </w:r>
           <w:r>
-            <w:instrText xml:space="preserve"> PAGEREF _Toc4583 \h </w:instrText>
+            <w:instrText xml:space="preserve"> PAGEREF _Toc24481 \h </w:instrText>
           </w:r>
           <w:r>
             <w:fldChar w:fldCharType="separate"/>
@@ -2991,7 +2993,7 @@
               <w:rFonts w:hint="eastAsia" w:ascii="宋体" w:hAnsi="宋体" w:eastAsia="宋体" w:cs="宋体"/>
               <w:szCs w:val="24"/>
             </w:rPr>
-            <w:instrText xml:space="preserve"> HYPERLINK \l _Toc2775 </w:instrText>
+            <w:instrText xml:space="preserve"> HYPERLINK \l _Toc22581 </w:instrText>
           </w:r>
           <w:r>
             <w:rPr>
@@ -3021,7 +3023,7 @@
             <w:fldChar w:fldCharType="begin"/>
           </w:r>
           <w:r>
-            <w:instrText xml:space="preserve"> PAGEREF _Toc2775 \h </w:instrText>
+            <w:instrText xml:space="preserve"> PAGEREF _Toc22581 \h </w:instrText>
           </w:r>
           <w:r>
             <w:fldChar w:fldCharType="separate"/>
@@ -3059,7 +3061,7 @@
               <w:rFonts w:hint="eastAsia" w:ascii="宋体" w:hAnsi="宋体" w:eastAsia="宋体" w:cs="宋体"/>
               <w:szCs w:val="24"/>
             </w:rPr>
-            <w:instrText xml:space="preserve"> HYPERLINK \l _Toc17756 </w:instrText>
+            <w:instrText xml:space="preserve"> HYPERLINK \l _Toc5605 </w:instrText>
           </w:r>
           <w:r>
             <w:rPr>
@@ -3089,7 +3091,7 @@
             <w:fldChar w:fldCharType="begin"/>
           </w:r>
           <w:r>
-            <w:instrText xml:space="preserve"> PAGEREF _Toc17756 \h </w:instrText>
+            <w:instrText xml:space="preserve"> PAGEREF _Toc5605 \h </w:instrText>
           </w:r>
           <w:r>
             <w:fldChar w:fldCharType="separate"/>
@@ -3127,7 +3129,7 @@
               <w:rFonts w:hint="eastAsia" w:ascii="宋体" w:hAnsi="宋体" w:eastAsia="宋体" w:cs="宋体"/>
               <w:szCs w:val="24"/>
             </w:rPr>
-            <w:instrText xml:space="preserve"> HYPERLINK \l _Toc28160 </w:instrText>
+            <w:instrText xml:space="preserve"> HYPERLINK \l _Toc15808 </w:instrText>
           </w:r>
           <w:r>
             <w:rPr>
@@ -3157,7 +3159,7 @@
             <w:fldChar w:fldCharType="begin"/>
           </w:r>
           <w:r>
-            <w:instrText xml:space="preserve"> PAGEREF _Toc28160 \h </w:instrText>
+            <w:instrText xml:space="preserve"> PAGEREF _Toc15808 \h </w:instrText>
           </w:r>
           <w:r>
             <w:fldChar w:fldCharType="separate"/>
@@ -3195,7 +3197,7 @@
               <w:rFonts w:hint="eastAsia" w:ascii="宋体" w:hAnsi="宋体" w:eastAsia="宋体" w:cs="宋体"/>
               <w:szCs w:val="24"/>
             </w:rPr>
-            <w:instrText xml:space="preserve"> HYPERLINK \l _Toc21225 </w:instrText>
+            <w:instrText xml:space="preserve"> HYPERLINK \l _Toc24027 </w:instrText>
           </w:r>
           <w:r>
             <w:rPr>
@@ -3216,7 +3218,7 @@
               <w:rFonts w:hint="eastAsia"/>
               <w:lang w:val="en-US" w:eastAsia="zh-CN"/>
             </w:rPr>
-            <w:t>评价内容与标准（概述）</w:t>
+            <w:t>评价内容与标准</w:t>
           </w:r>
           <w:r>
             <w:tab/>
@@ -3225,7 +3227,7 @@
             <w:fldChar w:fldCharType="begin"/>
           </w:r>
           <w:r>
-            <w:instrText xml:space="preserve"> PAGEREF _Toc21225 \h </w:instrText>
+            <w:instrText xml:space="preserve"> PAGEREF _Toc24027 \h </w:instrText>
           </w:r>
           <w:r>
             <w:fldChar w:fldCharType="separate"/>
@@ -3263,7 +3265,7 @@
               <w:rFonts w:hint="eastAsia" w:ascii="宋体" w:hAnsi="宋体" w:eastAsia="宋体" w:cs="宋体"/>
               <w:szCs w:val="24"/>
             </w:rPr>
-            <w:instrText xml:space="preserve"> HYPERLINK \l _Toc4442 </w:instrText>
+            <w:instrText xml:space="preserve"> HYPERLINK \l _Toc18230 </w:instrText>
           </w:r>
           <w:r>
             <w:rPr>
@@ -3293,7 +3295,7 @@
             <w:fldChar w:fldCharType="begin"/>
           </w:r>
           <w:r>
-            <w:instrText xml:space="preserve"> PAGEREF _Toc4442 \h </w:instrText>
+            <w:instrText xml:space="preserve"> PAGEREF _Toc18230 \h </w:instrText>
           </w:r>
           <w:r>
             <w:fldChar w:fldCharType="separate"/>
@@ -3331,7 +3333,7 @@
               <w:rFonts w:hint="eastAsia" w:ascii="宋体" w:hAnsi="宋体" w:eastAsia="宋体" w:cs="宋体"/>
               <w:szCs w:val="24"/>
             </w:rPr>
-            <w:instrText xml:space="preserve"> HYPERLINK \l _Toc12660 </w:instrText>
+            <w:instrText xml:space="preserve"> HYPERLINK \l _Toc15381 </w:instrText>
           </w:r>
           <w:r>
             <w:rPr>
@@ -3361,7 +3363,7 @@
             <w:fldChar w:fldCharType="begin"/>
           </w:r>
           <w:r>
-            <w:instrText xml:space="preserve"> PAGEREF _Toc12660 \h </w:instrText>
+            <w:instrText xml:space="preserve"> PAGEREF _Toc15381 \h </w:instrText>
           </w:r>
           <w:r>
             <w:fldChar w:fldCharType="separate"/>
@@ -3399,7 +3401,7 @@
               <w:rFonts w:hint="eastAsia" w:ascii="宋体" w:hAnsi="宋体" w:eastAsia="宋体" w:cs="宋体"/>
               <w:szCs w:val="24"/>
             </w:rPr>
-            <w:instrText xml:space="preserve"> HYPERLINK \l _Toc5652 </w:instrText>
+            <w:instrText xml:space="preserve"> HYPERLINK \l _Toc24793 </w:instrText>
           </w:r>
           <w:r>
             <w:rPr>
@@ -3429,7 +3431,7 @@
             <w:fldChar w:fldCharType="begin"/>
           </w:r>
           <w:r>
-            <w:instrText xml:space="preserve"> PAGEREF _Toc5652 \h </w:instrText>
+            <w:instrText xml:space="preserve"> PAGEREF _Toc24793 \h </w:instrText>
           </w:r>
           <w:r>
             <w:fldChar w:fldCharType="separate"/>
@@ -3467,7 +3469,7 @@
               <w:rFonts w:hint="eastAsia" w:ascii="宋体" w:hAnsi="宋体" w:eastAsia="宋体" w:cs="宋体"/>
               <w:szCs w:val="24"/>
             </w:rPr>
-            <w:instrText xml:space="preserve"> HYPERLINK \l _Toc21471 </w:instrText>
+            <w:instrText xml:space="preserve"> HYPERLINK \l _Toc26074 </w:instrText>
           </w:r>
           <w:r>
             <w:rPr>
@@ -3497,7 +3499,7 @@
             <w:fldChar w:fldCharType="begin"/>
           </w:r>
           <w:r>
-            <w:instrText xml:space="preserve"> PAGEREF _Toc21471 \h </w:instrText>
+            <w:instrText xml:space="preserve"> PAGEREF _Toc26074 \h </w:instrText>
           </w:r>
           <w:r>
             <w:fldChar w:fldCharType="separate"/>
@@ -3613,7 +3615,7 @@
           <w:lang w:val="en-US" w:eastAsia="zh-CN"/>
         </w:rPr>
       </w:pPr>
-      <w:bookmarkStart w:id="2" w:name="_Toc8155"/>
+      <w:bookmarkStart w:id="2" w:name="_Toc14413"/>
       <w:r>
         <w:rPr>
           <w:rFonts w:hint="eastAsia"/>
@@ -3645,7 +3647,7 @@
           <w:lang w:val="en-US" w:eastAsia="zh-CN"/>
         </w:rPr>
       </w:pPr>
-      <w:bookmarkStart w:id="3" w:name="_Toc31648"/>
+      <w:bookmarkStart w:id="3" w:name="_Toc1568"/>
       <w:r>
         <w:rPr>
           <w:rFonts w:hint="eastAsia"/>
@@ -3712,7 +3714,7 @@
           <w:lang w:val="en-US" w:eastAsia="zh-CN"/>
         </w:rPr>
       </w:pPr>
-      <w:bookmarkStart w:id="4" w:name="_Toc20464"/>
+      <w:bookmarkStart w:id="4" w:name="_Toc5942"/>
       <w:r>
         <w:rPr>
           <w:rFonts w:hint="eastAsia"/>
@@ -3779,7 +3781,7 @@
           <w:lang w:val="en-US" w:eastAsia="zh-CN"/>
         </w:rPr>
       </w:pPr>
-      <w:bookmarkStart w:id="5" w:name="_Toc12504"/>
+      <w:bookmarkStart w:id="5" w:name="_Toc32759"/>
       <w:r>
         <w:rPr>
           <w:rFonts w:hint="eastAsia"/>
@@ -3951,7 +3953,7 @@
           <w:lang w:val="en-US" w:eastAsia="zh-CN"/>
         </w:rPr>
       </w:pPr>
-      <w:bookmarkStart w:id="6" w:name="_Toc30343"/>
+      <w:bookmarkStart w:id="6" w:name="_Toc3740"/>
       <w:r>
         <w:rPr>
           <w:rFonts w:hint="eastAsia"/>
@@ -3983,7 +3985,7 @@
           <w:lang w:val="en-US" w:eastAsia="zh-CN"/>
         </w:rPr>
       </w:pPr>
-      <w:bookmarkStart w:id="7" w:name="_Toc9840"/>
+      <w:bookmarkStart w:id="7" w:name="_Toc28963"/>
       <w:r>
         <w:rPr>
           <w:rFonts w:hint="eastAsia"/>
@@ -4102,7 +4104,7 @@
           <w:lang w:val="en-US" w:eastAsia="zh-CN"/>
         </w:rPr>
       </w:pPr>
-      <w:bookmarkStart w:id="8" w:name="_Toc9542"/>
+      <w:bookmarkStart w:id="8" w:name="_Toc8858"/>
       <w:r>
         <w:rPr>
           <w:rFonts w:hint="eastAsia"/>
@@ -4348,7 +4350,7 @@
           <w:lang w:val="en-US" w:eastAsia="zh-CN"/>
         </w:rPr>
       </w:pPr>
-      <w:bookmarkStart w:id="9" w:name="_Toc2245"/>
+      <w:bookmarkStart w:id="9" w:name="_Toc13757"/>
       <w:r>
         <w:rPr>
           <w:rFonts w:hint="eastAsia"/>
@@ -4367,7 +4369,7 @@
           <w:lang w:val="en-US" w:eastAsia="zh-CN"/>
         </w:rPr>
       </w:pPr>
-      <w:bookmarkStart w:id="10" w:name="_Toc23347"/>
+      <w:bookmarkStart w:id="10" w:name="_Toc11689"/>
       <w:r>
         <w:rPr>
           <w:rFonts w:hint="eastAsia"/>
@@ -4526,7 +4528,7 @@
           <w:lang w:val="en-US" w:eastAsia="zh-CN"/>
         </w:rPr>
       </w:pPr>
-      <w:bookmarkStart w:id="11" w:name="_Toc22111"/>
+      <w:bookmarkStart w:id="11" w:name="_Toc31257"/>
       <w:r>
         <w:rPr>
           <w:rFonts w:hint="eastAsia"/>
@@ -4685,7 +4687,7 @@
           <w:lang w:val="en-US" w:eastAsia="zh-CN"/>
         </w:rPr>
       </w:pPr>
-      <w:bookmarkStart w:id="12" w:name="_Toc4583"/>
+      <w:bookmarkStart w:id="12" w:name="_Toc24481"/>
       <w:r>
         <w:rPr>
           <w:rFonts w:hint="eastAsia"/>
@@ -4774,7 +4776,7 @@
           <w:lang w:val="en-US" w:eastAsia="zh-CN"/>
         </w:rPr>
       </w:pPr>
-      <w:bookmarkStart w:id="13" w:name="_Toc2775"/>
+      <w:bookmarkStart w:id="13" w:name="_Toc22581"/>
       <w:r>
         <w:rPr>
           <w:rFonts w:hint="eastAsia"/>
@@ -4793,7 +4795,7 @@
           <w:lang w:val="en-US" w:eastAsia="zh-CN"/>
         </w:rPr>
       </w:pPr>
-      <w:bookmarkStart w:id="14" w:name="_Toc17756"/>
+      <w:bookmarkStart w:id="14" w:name="_Toc5605"/>
       <w:r>
         <w:rPr>
           <w:rFonts w:hint="eastAsia"/>
@@ -4882,7 +4884,7 @@
           <w:lang w:val="en-US" w:eastAsia="zh-CN"/>
         </w:rPr>
       </w:pPr>
-      <w:bookmarkStart w:id="15" w:name="_Toc28160"/>
+      <w:bookmarkStart w:id="15" w:name="_Toc15808"/>
       <w:r>
         <w:rPr>
           <w:rFonts w:hint="eastAsia"/>
@@ -5048,7 +5050,7 @@
           <w:lang w:val="en-US" w:eastAsia="zh-CN"/>
         </w:rPr>
       </w:pPr>
-      <w:bookmarkStart w:id="16" w:name="_Toc21225"/>
+      <w:bookmarkStart w:id="16" w:name="_Toc24027"/>
       <w:r>
         <w:rPr>
           <w:rFonts w:hint="eastAsia"/>
@@ -5084,7 +5086,7 @@
           <w:lang w:val="en-US" w:eastAsia="zh-CN"/>
         </w:rPr>
       </w:pPr>
-      <w:bookmarkStart w:id="17" w:name="_Toc4442"/>
+      <w:bookmarkStart w:id="17" w:name="_Toc18230"/>
       <w:r>
         <w:rPr>
           <w:rFonts w:hint="eastAsia"/>
@@ -5103,7 +5105,6 @@
           <w:lang w:val="en-US" w:eastAsia="zh-CN"/>
         </w:rPr>
       </w:pPr>
-      <w:bookmarkStart w:id="21" w:name="_GoBack"/>
       <w:r>
         <w:rPr>
           <w:rFonts w:hint="eastAsia"/>
@@ -5129,7 +5130,6 @@
         <w:t>历史贡献（80%）：重点考察过往两年内的绩效考核结果、参与重点项目中的角色与成果、技术创新、专利、荣誉获奖等。</w:t>
       </w:r>
     </w:p>
-    <w:bookmarkEnd w:id="21"/>
     <w:p>
       <w:pPr>
         <w:pStyle w:val="30"/>
@@ -5139,7 +5139,7 @@
           <w:lang w:val="en-US" w:eastAsia="zh-CN"/>
         </w:rPr>
       </w:pPr>
-      <w:bookmarkStart w:id="18" w:name="_Toc12660"/>
+      <w:bookmarkStart w:id="18" w:name="_Toc15381"/>
       <w:r>
         <w:rPr>
           <w:rFonts w:hint="eastAsia"/>
@@ -5260,7 +5260,7 @@
           <w:lang w:val="en-US" w:eastAsia="zh-CN"/>
         </w:rPr>
       </w:pPr>
-      <w:bookmarkStart w:id="19" w:name="_Toc5652"/>
+      <w:bookmarkStart w:id="19" w:name="_Toc24793"/>
       <w:r>
         <w:rPr>
           <w:rFonts w:hint="eastAsia"/>
@@ -5308,6 +5308,7 @@
             <w:insideH w:val="none" w:color="auto" w:sz="0" w:space="0"/>
             <w:insideV w:val="none" w:color="auto" w:sz="0" w:space="0"/>
           </w:tblBorders>
+          <w:shd w:val="clear" w:color="auto" w:fill="auto"/>
           <w:tblCellMar>
             <w:top w:w="0" w:type="dxa"/>
             <w:left w:w="108" w:type="dxa"/>
@@ -5533,6 +5534,7 @@
             <w:insideH w:val="none" w:color="auto" w:sz="0" w:space="0"/>
             <w:insideV w:val="none" w:color="auto" w:sz="0" w:space="0"/>
           </w:tblBorders>
+          <w:shd w:val="clear" w:color="auto" w:fill="auto"/>
           <w:tblCellMar>
             <w:top w:w="0" w:type="dxa"/>
             <w:left w:w="108" w:type="dxa"/>
@@ -5722,7 +5724,7 @@
           <w:lang w:val="en-US" w:eastAsia="zh-CN"/>
         </w:rPr>
       </w:pPr>
-      <w:bookmarkStart w:id="20" w:name="_Toc21471"/>
+      <w:bookmarkStart w:id="20" w:name="_Toc26074"/>
       <w:r>
         <w:rPr>
           <w:rFonts w:hint="eastAsia"/>
